--- a/templates/QUICK REPORT/DEFECT IR/blackbox-overview.docx
+++ b/templates/QUICK REPORT/DEFECT IR/blackbox-overview.docx
@@ -59,11 +59,12 @@
               <w:spacing w:after="0" w:line="240" w:lineRule="auto"/>
               <w:jc w:val="center"/>
               <w:rPr>
-                <w:rFonts w:ascii="Tahoma" w:hAnsi="Tahoma" w:cs="Tahoma"/>
-              </w:rPr>
-            </w:pPr>
-            <w:r>
-              <w:rPr>
+                <w:rFonts w:cstheme="minorHAnsi"/>
+              </w:rPr>
+            </w:pPr>
+            <w:r>
+              <w:rPr>
+                <w:rFonts w:cstheme="minorHAnsi"/>
                 <w:noProof/>
                 <w:lang w:eastAsia="en-MY"/>
               </w:rPr>
@@ -129,26 +130,14 @@
               <w:spacing w:after="0" w:line="240" w:lineRule="auto"/>
               <w:ind w:left="147"/>
               <w:rPr>
-                <w:rFonts w:ascii="Tahoma" w:hAnsi="Tahoma" w:cs="Tahoma"/>
-              </w:rPr>
-            </w:pPr>
-            <w:r>
-              <w:rPr>
-                <w:rFonts w:ascii="Tahoma" w:hAnsi="Tahoma" w:cs="Tahoma"/>
-              </w:rPr>
-              <w:t>S</w:t>
-            </w:r>
-            <w:r>
-              <w:rPr>
-                <w:rFonts w:ascii="Tahoma" w:hAnsi="Tahoma" w:cs="Tahoma"/>
-              </w:rPr>
-              <w:t>ubs</w:t>
-            </w:r>
-            <w:r>
-              <w:rPr>
-                <w:rFonts w:ascii="Tahoma" w:hAnsi="Tahoma" w:cs="Tahoma"/>
-              </w:rPr>
-              <w:t>tation</w:t>
+                <w:rFonts w:cstheme="minorHAnsi"/>
+              </w:rPr>
+            </w:pPr>
+            <w:r>
+              <w:rPr>
+                <w:rFonts w:cstheme="minorHAnsi"/>
+              </w:rPr>
+              <w:t>Substation</w:t>
             </w:r>
           </w:p>
         </w:tc>
@@ -163,28 +152,14 @@
               <w:spacing w:after="0" w:line="240" w:lineRule="auto"/>
               <w:ind w:left="139"/>
               <w:rPr>
-                <w:rFonts w:ascii="Tahoma" w:hAnsi="Tahoma" w:cs="Tahoma"/>
-              </w:rPr>
-            </w:pPr>
-            <w:r>
-              <w:rPr>
-                <w:rFonts w:ascii="Tahoma" w:hAnsi="Tahoma" w:cs="Tahoma"/>
-              </w:rPr>
-              <w:t xml:space="preserve">{{ </w:t>
-            </w:r>
-            <w:proofErr w:type="spellStart"/>
-            <w:r>
-              <w:rPr>
-                <w:rFonts w:ascii="Tahoma" w:hAnsi="Tahoma" w:cs="Tahoma"/>
-              </w:rPr>
-              <w:t>substation.name_erms</w:t>
-            </w:r>
-            <w:proofErr w:type="spellEnd"/>
-            <w:r>
-              <w:rPr>
-                <w:rFonts w:ascii="Tahoma" w:hAnsi="Tahoma" w:cs="Tahoma"/>
-              </w:rPr>
-              <w:t xml:space="preserve"> }}</w:t>
+                <w:rFonts w:cstheme="minorHAnsi"/>
+              </w:rPr>
+            </w:pPr>
+            <w:r>
+              <w:rPr>
+                <w:rFonts w:cstheme="minorHAnsi"/>
+              </w:rPr>
+              <w:t>{{ substation.name_erms }}</w:t>
             </w:r>
           </w:p>
         </w:tc>
@@ -199,40 +174,20 @@
               <w:spacing w:after="0" w:line="240" w:lineRule="auto"/>
               <w:ind w:left="142"/>
               <w:rPr>
-                <w:rFonts w:ascii="Tahoma" w:hAnsi="Tahoma" w:cs="Tahoma"/>
-              </w:rPr>
-            </w:pPr>
-            <w:r>
-              <w:rPr>
-                <w:rFonts w:ascii="Tahoma" w:hAnsi="Tahoma" w:cs="Tahoma"/>
-              </w:rPr>
-              <w:t>Date:</w:t>
-            </w:r>
-            <w:r>
-              <w:rPr>
-                <w:rFonts w:ascii="Tahoma" w:hAnsi="Tahoma" w:cs="Tahoma"/>
-              </w:rPr>
-              <w:t xml:space="preserve"> </w:t>
-            </w:r>
-            <w:r>
-              <w:rPr>
-                <w:rFonts w:ascii="Tahoma" w:hAnsi="Tahoma" w:cs="Tahoma"/>
-              </w:rPr>
-              <w:t xml:space="preserve">{{ </w:t>
-            </w:r>
-            <w:proofErr w:type="spellStart"/>
-            <w:r>
-              <w:rPr>
-                <w:rFonts w:ascii="Tahoma" w:hAnsi="Tahoma" w:cs="Tahoma"/>
-              </w:rPr>
-              <w:t>substation.date</w:t>
-            </w:r>
-            <w:proofErr w:type="spellEnd"/>
-            <w:r>
-              <w:rPr>
-                <w:rFonts w:ascii="Tahoma" w:hAnsi="Tahoma" w:cs="Tahoma"/>
-              </w:rPr>
-              <w:t xml:space="preserve"> }}</w:t>
+                <w:rFonts w:cstheme="minorHAnsi"/>
+              </w:rPr>
+            </w:pPr>
+            <w:r>
+              <w:rPr>
+                <w:rFonts w:cstheme="minorHAnsi"/>
+              </w:rPr>
+              <w:t xml:space="preserve">Date: </w:t>
+            </w:r>
+            <w:r>
+              <w:rPr>
+                <w:rFonts w:cstheme="minorHAnsi"/>
+              </w:rPr>
+              <w:t>{{ substation.date }}</w:t>
             </w:r>
           </w:p>
         </w:tc>
@@ -250,7 +205,7 @@
               <w:spacing w:after="0" w:line="240" w:lineRule="auto"/>
               <w:jc w:val="center"/>
               <w:rPr>
-                <w:rFonts w:ascii="Tahoma" w:hAnsi="Tahoma" w:cs="Tahoma"/>
+                <w:rFonts w:cstheme="minorHAnsi"/>
                 <w:b/>
                 <w:u w:val="single"/>
               </w:rPr>
@@ -261,18 +216,19 @@
           <w:tcPr>
             <w:tcW w:w="1701" w:type="dxa"/>
             <w:gridSpan w:val="3"/>
+            <w:vAlign w:val="center"/>
           </w:tcPr>
           <w:p>
             <w:pPr>
               <w:spacing w:after="0" w:line="240" w:lineRule="auto"/>
               <w:ind w:left="142"/>
               <w:rPr>
-                <w:rFonts w:ascii="Tahoma" w:hAnsi="Tahoma" w:cs="Tahoma"/>
-              </w:rPr>
-            </w:pPr>
-            <w:r>
-              <w:rPr>
-                <w:rFonts w:ascii="Tahoma" w:hAnsi="Tahoma" w:cs="Tahoma"/>
+                <w:rFonts w:cstheme="minorHAnsi"/>
+              </w:rPr>
+            </w:pPr>
+            <w:r>
+              <w:rPr>
+                <w:rFonts w:cstheme="minorHAnsi"/>
               </w:rPr>
               <w:t>Equipment</w:t>
             </w:r>
@@ -282,19 +238,20 @@
           <w:tcPr>
             <w:tcW w:w="1542" w:type="dxa"/>
             <w:gridSpan w:val="2"/>
+            <w:vAlign w:val="center"/>
           </w:tcPr>
           <w:p>
             <w:pPr>
               <w:spacing w:after="0" w:line="240" w:lineRule="auto"/>
               <w:ind w:left="139"/>
               <w:rPr>
-                <w:rFonts w:ascii="Tahoma" w:hAnsi="Tahoma" w:cs="Tahoma"/>
-                <w:sz w:val="20"/>
-              </w:rPr>
-            </w:pPr>
-            <w:r>
-              <w:rPr>
-                <w:rFonts w:ascii="Tahoma" w:hAnsi="Tahoma" w:cs="Tahoma"/>
+                <w:rFonts w:cstheme="minorHAnsi"/>
+                <w:sz w:val="20"/>
+              </w:rPr>
+            </w:pPr>
+            <w:r>
+              <w:rPr>
+                <w:rFonts w:cstheme="minorHAnsi"/>
               </w:rPr>
               <w:t>BLACKBOX</w:t>
             </w:r>
@@ -304,18 +261,19 @@
           <w:tcPr>
             <w:tcW w:w="1718" w:type="dxa"/>
             <w:gridSpan w:val="9"/>
+            <w:vAlign w:val="center"/>
           </w:tcPr>
           <w:p>
             <w:pPr>
               <w:spacing w:after="0" w:line="240" w:lineRule="auto"/>
               <w:ind w:left="139"/>
               <w:rPr>
-                <w:rFonts w:ascii="Tahoma" w:hAnsi="Tahoma" w:cs="Tahoma"/>
-              </w:rPr>
-            </w:pPr>
-            <w:r>
-              <w:rPr>
-                <w:rFonts w:ascii="Tahoma" w:hAnsi="Tahoma" w:cs="Tahoma"/>
+                <w:rFonts w:cstheme="minorHAnsi"/>
+              </w:rPr>
+            </w:pPr>
+            <w:r>
+              <w:rPr>
+                <w:rFonts w:cstheme="minorHAnsi"/>
               </w:rPr>
               <w:t>Manufacturer</w:t>
             </w:r>
@@ -325,18 +283,19 @@
           <w:tcPr>
             <w:tcW w:w="1560" w:type="dxa"/>
             <w:gridSpan w:val="2"/>
+            <w:vAlign w:val="center"/>
           </w:tcPr>
           <w:p>
             <w:pPr>
               <w:spacing w:after="0" w:line="240" w:lineRule="auto"/>
               <w:ind w:left="139"/>
               <w:rPr>
-                <w:rFonts w:ascii="Tahoma" w:hAnsi="Tahoma" w:cs="Tahoma"/>
-              </w:rPr>
-            </w:pPr>
-            <w:r>
-              <w:rPr>
-                <w:rFonts w:ascii="Tahoma" w:hAnsi="Tahoma" w:cs="Tahoma"/>
+                <w:rFonts w:cstheme="minorHAnsi"/>
+              </w:rPr>
+            </w:pPr>
+            <w:r>
+              <w:rPr>
+                <w:rFonts w:cstheme="minorHAnsi"/>
               </w:rPr>
               <w:t>-</w:t>
             </w:r>
@@ -346,40 +305,27 @@
           <w:tcPr>
             <w:tcW w:w="1984" w:type="dxa"/>
             <w:gridSpan w:val="5"/>
+            <w:vAlign w:val="center"/>
           </w:tcPr>
           <w:p>
             <w:pPr>
               <w:spacing w:after="0" w:line="240" w:lineRule="auto"/>
               <w:ind w:left="142"/>
               <w:rPr>
-                <w:rFonts w:ascii="Tahoma" w:hAnsi="Tahoma" w:cs="Tahoma"/>
-              </w:rPr>
-            </w:pPr>
-            <w:r>
-              <w:rPr>
-                <w:rFonts w:ascii="Tahoma" w:hAnsi="Tahoma" w:cs="Tahoma"/>
+                <w:rFonts w:cstheme="minorHAnsi"/>
+              </w:rPr>
+            </w:pPr>
+            <w:r>
+              <w:rPr>
+                <w:rFonts w:cstheme="minorHAnsi"/>
               </w:rPr>
               <w:t xml:space="preserve">Time: </w:t>
             </w:r>
             <w:r>
               <w:rPr>
-                <w:rFonts w:ascii="Tahoma" w:hAnsi="Tahoma" w:cs="Tahoma"/>
-              </w:rPr>
-              <w:t xml:space="preserve">{{ </w:t>
-            </w:r>
-            <w:proofErr w:type="spellStart"/>
-            <w:r>
-              <w:rPr>
-                <w:rFonts w:ascii="Tahoma" w:hAnsi="Tahoma" w:cs="Tahoma"/>
-              </w:rPr>
-              <w:t>substation.time</w:t>
-            </w:r>
-            <w:proofErr w:type="spellEnd"/>
-            <w:r>
-              <w:rPr>
-                <w:rFonts w:ascii="Tahoma" w:hAnsi="Tahoma" w:cs="Tahoma"/>
-              </w:rPr>
-              <w:t xml:space="preserve"> }}</w:t>
+                <w:rFonts w:cstheme="minorHAnsi"/>
+              </w:rPr>
+              <w:t>{{ substation.time }}</w:t>
             </w:r>
           </w:p>
         </w:tc>
@@ -396,7 +342,7 @@
             <w:pPr>
               <w:spacing w:after="0" w:line="240" w:lineRule="auto"/>
               <w:rPr>
-                <w:rFonts w:ascii="Tahoma" w:hAnsi="Tahoma" w:cs="Tahoma"/>
+                <w:rFonts w:cstheme="minorHAnsi"/>
                 <w:b/>
                 <w:u w:val="single"/>
               </w:rPr>
@@ -407,18 +353,19 @@
           <w:tcPr>
             <w:tcW w:w="1701" w:type="dxa"/>
             <w:gridSpan w:val="3"/>
+            <w:vAlign w:val="center"/>
           </w:tcPr>
           <w:p>
             <w:pPr>
               <w:spacing w:after="0" w:line="240" w:lineRule="auto"/>
               <w:ind w:left="142"/>
               <w:rPr>
-                <w:rFonts w:ascii="Tahoma" w:hAnsi="Tahoma" w:cs="Tahoma"/>
-              </w:rPr>
-            </w:pPr>
-            <w:r>
-              <w:rPr>
-                <w:rFonts w:ascii="Tahoma" w:hAnsi="Tahoma" w:cs="Tahoma"/>
+                <w:rFonts w:cstheme="minorHAnsi"/>
+              </w:rPr>
+            </w:pPr>
+            <w:r>
+              <w:rPr>
+                <w:rFonts w:cstheme="minorHAnsi"/>
               </w:rPr>
               <w:t>Model</w:t>
             </w:r>
@@ -428,18 +375,19 @@
           <w:tcPr>
             <w:tcW w:w="1542" w:type="dxa"/>
             <w:gridSpan w:val="2"/>
+            <w:vAlign w:val="center"/>
           </w:tcPr>
           <w:p>
             <w:pPr>
               <w:spacing w:after="0" w:line="240" w:lineRule="auto"/>
               <w:ind w:left="139"/>
               <w:rPr>
-                <w:rFonts w:ascii="Tahoma" w:hAnsi="Tahoma" w:cs="Tahoma"/>
-              </w:rPr>
-            </w:pPr>
-            <w:r>
-              <w:rPr>
-                <w:rFonts w:ascii="Tahoma" w:hAnsi="Tahoma" w:cs="Tahoma"/>
+                <w:rFonts w:cstheme="minorHAnsi"/>
+              </w:rPr>
+            </w:pPr>
+            <w:r>
+              <w:rPr>
+                <w:rFonts w:cstheme="minorHAnsi"/>
               </w:rPr>
               <w:t>-</w:t>
             </w:r>
@@ -449,18 +397,19 @@
           <w:tcPr>
             <w:tcW w:w="1718" w:type="dxa"/>
             <w:gridSpan w:val="9"/>
+            <w:vAlign w:val="center"/>
           </w:tcPr>
           <w:p>
             <w:pPr>
               <w:spacing w:after="0" w:line="240" w:lineRule="auto"/>
               <w:ind w:left="139"/>
               <w:rPr>
-                <w:rFonts w:ascii="Tahoma" w:hAnsi="Tahoma" w:cs="Tahoma"/>
-              </w:rPr>
-            </w:pPr>
-            <w:r>
-              <w:rPr>
-                <w:rFonts w:ascii="Tahoma" w:hAnsi="Tahoma" w:cs="Tahoma"/>
+                <w:rFonts w:cstheme="minorHAnsi"/>
+              </w:rPr>
+            </w:pPr>
+            <w:r>
+              <w:rPr>
+                <w:rFonts w:cstheme="minorHAnsi"/>
               </w:rPr>
               <w:t>Rating</w:t>
             </w:r>
@@ -470,18 +419,19 @@
           <w:tcPr>
             <w:tcW w:w="1560" w:type="dxa"/>
             <w:gridSpan w:val="2"/>
+            <w:vAlign w:val="center"/>
           </w:tcPr>
           <w:p>
             <w:pPr>
               <w:spacing w:after="0" w:line="240" w:lineRule="auto"/>
               <w:ind w:left="139"/>
               <w:rPr>
-                <w:rFonts w:ascii="Tahoma" w:hAnsi="Tahoma" w:cs="Tahoma"/>
-              </w:rPr>
-            </w:pPr>
-            <w:r>
-              <w:rPr>
-                <w:rFonts w:ascii="Tahoma" w:hAnsi="Tahoma" w:cs="Tahoma"/>
+                <w:rFonts w:cstheme="minorHAnsi"/>
+              </w:rPr>
+            </w:pPr>
+            <w:r>
+              <w:rPr>
+                <w:rFonts w:cstheme="minorHAnsi"/>
                 <w:color w:val="000000"/>
               </w:rPr>
               <w:t>415V</w:t>
@@ -492,40 +442,27 @@
           <w:tcPr>
             <w:tcW w:w="1984" w:type="dxa"/>
             <w:gridSpan w:val="5"/>
+            <w:vAlign w:val="center"/>
           </w:tcPr>
           <w:p>
             <w:pPr>
               <w:spacing w:after="0" w:line="240" w:lineRule="auto"/>
               <w:ind w:left="142"/>
               <w:rPr>
-                <w:rFonts w:ascii="Tahoma" w:hAnsi="Tahoma" w:cs="Tahoma"/>
-              </w:rPr>
-            </w:pPr>
-            <w:r>
-              <w:rPr>
-                <w:rFonts w:ascii="Tahoma" w:hAnsi="Tahoma" w:cs="Tahoma"/>
+                <w:rFonts w:cstheme="minorHAnsi"/>
+              </w:rPr>
+            </w:pPr>
+            <w:r>
+              <w:rPr>
+                <w:rFonts w:cstheme="minorHAnsi"/>
               </w:rPr>
               <w:t xml:space="preserve">Humidity: </w:t>
             </w:r>
             <w:r>
               <w:rPr>
-                <w:rFonts w:ascii="Tahoma" w:hAnsi="Tahoma" w:cs="Tahoma"/>
-              </w:rPr>
-              <w:t xml:space="preserve">{{ </w:t>
-            </w:r>
-            <w:proofErr w:type="spellStart"/>
-            <w:r>
-              <w:rPr>
-                <w:rFonts w:ascii="Tahoma" w:hAnsi="Tahoma" w:cs="Tahoma"/>
-              </w:rPr>
-              <w:t>substation.humidity</w:t>
-            </w:r>
-            <w:proofErr w:type="spellEnd"/>
-            <w:r>
-              <w:rPr>
-                <w:rFonts w:ascii="Tahoma" w:hAnsi="Tahoma" w:cs="Tahoma"/>
-              </w:rPr>
-              <w:t xml:space="preserve"> }}</w:t>
+                <w:rFonts w:cstheme="minorHAnsi"/>
+              </w:rPr>
+              <w:t>{{ substation.humidity }}</w:t>
             </w:r>
           </w:p>
         </w:tc>
@@ -542,7 +479,7 @@
             <w:pPr>
               <w:spacing w:after="0" w:line="240" w:lineRule="auto"/>
               <w:rPr>
-                <w:rFonts w:ascii="Tahoma" w:hAnsi="Tahoma" w:cs="Tahoma"/>
+                <w:rFonts w:cstheme="minorHAnsi"/>
                 <w:b/>
                 <w:u w:val="single"/>
               </w:rPr>
@@ -553,18 +490,19 @@
           <w:tcPr>
             <w:tcW w:w="1701" w:type="dxa"/>
             <w:gridSpan w:val="3"/>
+            <w:vAlign w:val="center"/>
           </w:tcPr>
           <w:p>
             <w:pPr>
               <w:spacing w:after="0" w:line="240" w:lineRule="auto"/>
               <w:ind w:left="142"/>
               <w:rPr>
-                <w:rFonts w:ascii="Tahoma" w:hAnsi="Tahoma" w:cs="Tahoma"/>
-              </w:rPr>
-            </w:pPr>
-            <w:r>
-              <w:rPr>
-                <w:rFonts w:ascii="Tahoma" w:hAnsi="Tahoma" w:cs="Tahoma"/>
+                <w:rFonts w:cstheme="minorHAnsi"/>
+              </w:rPr>
+            </w:pPr>
+            <w:r>
+              <w:rPr>
+                <w:rFonts w:cstheme="minorHAnsi"/>
               </w:rPr>
               <w:t>Area</w:t>
             </w:r>
@@ -574,18 +512,19 @@
           <w:tcPr>
             <w:tcW w:w="3260" w:type="dxa"/>
             <w:gridSpan w:val="11"/>
+            <w:vAlign w:val="center"/>
           </w:tcPr>
           <w:p>
             <w:pPr>
               <w:spacing w:after="0" w:line="240" w:lineRule="auto"/>
               <w:ind w:left="139"/>
               <w:rPr>
-                <w:rFonts w:ascii="Tahoma" w:hAnsi="Tahoma" w:cs="Tahoma"/>
-              </w:rPr>
-            </w:pPr>
-            <w:r>
-              <w:rPr>
-                <w:rFonts w:ascii="Tahoma" w:hAnsi="Tahoma" w:cs="Tahoma"/>
+                <w:rFonts w:cstheme="minorHAnsi"/>
+              </w:rPr>
+            </w:pPr>
+            <w:r>
+              <w:rPr>
+                <w:rFonts w:cstheme="minorHAnsi"/>
               </w:rPr>
               <w:t>OVERVIEW</w:t>
             </w:r>
@@ -595,24 +534,25 @@
           <w:tcPr>
             <w:tcW w:w="1560" w:type="dxa"/>
             <w:gridSpan w:val="2"/>
+            <w:vAlign w:val="center"/>
           </w:tcPr>
           <w:p>
             <w:pPr>
               <w:spacing w:after="0" w:line="240" w:lineRule="auto"/>
               <w:ind w:left="139"/>
               <w:rPr>
-                <w:rFonts w:ascii="Tahoma" w:hAnsi="Tahoma" w:cs="Tahoma"/>
-              </w:rPr>
-            </w:pPr>
-            <w:r>
-              <w:rPr>
-                <w:rFonts w:ascii="Tahoma" w:hAnsi="Tahoma" w:cs="Tahoma"/>
+                <w:rFonts w:cstheme="minorHAnsi"/>
+              </w:rPr>
+            </w:pPr>
+            <w:r>
+              <w:rPr>
+                <w:rFonts w:cstheme="minorHAnsi"/>
               </w:rPr>
               <w:t>Blackbox</w:t>
             </w:r>
             <w:r>
               <w:rPr>
-                <w:rFonts w:ascii="Tahoma" w:hAnsi="Tahoma" w:cs="Tahoma"/>
+                <w:rFonts w:cstheme="minorHAnsi"/>
               </w:rPr>
               <w:t xml:space="preserve"> No.</w:t>
             </w:r>
@@ -622,34 +562,21 @@
           <w:tcPr>
             <w:tcW w:w="1984" w:type="dxa"/>
             <w:gridSpan w:val="5"/>
+            <w:vAlign w:val="center"/>
           </w:tcPr>
           <w:p>
             <w:pPr>
               <w:spacing w:after="0" w:line="240" w:lineRule="auto"/>
               <w:ind w:left="142"/>
               <w:rPr>
-                <w:rFonts w:ascii="Tahoma" w:hAnsi="Tahoma" w:cs="Tahoma"/>
-              </w:rPr>
-            </w:pPr>
-            <w:r>
-              <w:rPr>
-                <w:rFonts w:ascii="Tahoma" w:hAnsi="Tahoma" w:cs="Tahoma"/>
-              </w:rPr>
-              <w:t xml:space="preserve">{{ </w:t>
-            </w:r>
-            <w:proofErr w:type="spellStart"/>
-            <w:r>
-              <w:rPr>
-                <w:rFonts w:ascii="Tahoma" w:hAnsi="Tahoma" w:cs="Tahoma"/>
-              </w:rPr>
-              <w:t>bbox.number</w:t>
-            </w:r>
-            <w:proofErr w:type="spellEnd"/>
-            <w:r>
-              <w:rPr>
-                <w:rFonts w:ascii="Tahoma" w:hAnsi="Tahoma" w:cs="Tahoma"/>
-              </w:rPr>
-              <w:t xml:space="preserve"> }}</w:t>
+                <w:rFonts w:cstheme="minorHAnsi"/>
+              </w:rPr>
+            </w:pPr>
+            <w:r>
+              <w:rPr>
+                <w:rFonts w:cstheme="minorHAnsi"/>
+              </w:rPr>
+              <w:t>{{ bbox.number }}</w:t>
             </w:r>
           </w:p>
         </w:tc>
@@ -669,12 +596,12 @@
               <w:spacing w:after="0" w:line="240" w:lineRule="auto"/>
               <w:jc w:val="center"/>
               <w:rPr>
-                <w:rFonts w:ascii="Tahoma" w:hAnsi="Tahoma" w:cs="Tahoma"/>
-              </w:rPr>
-            </w:pPr>
-            <w:r>
-              <w:rPr>
-                <w:rFonts w:ascii="Tahoma" w:hAnsi="Tahoma" w:cs="Tahoma"/>
+                <w:rFonts w:cstheme="minorHAnsi"/>
+              </w:rPr>
+            </w:pPr>
+            <w:r>
+              <w:rPr>
+                <w:rFonts w:cstheme="minorHAnsi"/>
               </w:rPr>
               <w:t>Location</w:t>
             </w:r>
@@ -694,28 +621,14 @@
               <w:spacing w:after="0" w:line="240" w:lineRule="auto"/>
               <w:ind w:left="142"/>
               <w:rPr>
-                <w:rFonts w:ascii="Tahoma" w:hAnsi="Tahoma" w:cs="Tahoma"/>
-              </w:rPr>
-            </w:pPr>
-            <w:r>
-              <w:rPr>
-                <w:rFonts w:ascii="Tahoma" w:hAnsi="Tahoma" w:cs="Tahoma"/>
-              </w:rPr>
-              <w:t xml:space="preserve">{{ </w:t>
-            </w:r>
-            <w:proofErr w:type="spellStart"/>
-            <w:r>
-              <w:rPr>
-                <w:rFonts w:ascii="Tahoma" w:hAnsi="Tahoma" w:cs="Tahoma"/>
-              </w:rPr>
-              <w:t>bbox.location</w:t>
-            </w:r>
-            <w:proofErr w:type="spellEnd"/>
-            <w:r>
-              <w:rPr>
-                <w:rFonts w:ascii="Tahoma" w:hAnsi="Tahoma" w:cs="Tahoma"/>
-              </w:rPr>
-              <w:t xml:space="preserve"> }}</w:t>
+                <w:rFonts w:cstheme="minorHAnsi"/>
+              </w:rPr>
+            </w:pPr>
+            <w:r>
+              <w:rPr>
+                <w:rFonts w:cstheme="minorHAnsi"/>
+              </w:rPr>
+              <w:t>{{ bbox.location }}</w:t>
             </w:r>
           </w:p>
         </w:tc>
@@ -734,7 +647,7 @@
             <w:pPr>
               <w:spacing w:after="0" w:line="240" w:lineRule="auto"/>
               <w:rPr>
-                <w:rFonts w:ascii="Tahoma" w:hAnsi="Tahoma" w:cs="Tahoma"/>
+                <w:rFonts w:cstheme="minorHAnsi"/>
                 <w:b/>
                 <w:sz w:val="16"/>
                 <w:u w:val="single"/>
@@ -756,7 +669,7 @@
             <w:pPr>
               <w:spacing w:after="0" w:line="240" w:lineRule="auto"/>
               <w:rPr>
-                <w:rFonts w:ascii="Tahoma" w:hAnsi="Tahoma" w:cs="Tahoma"/>
+                <w:rFonts w:cstheme="minorHAnsi"/>
                 <w:b/>
                 <w:sz w:val="10"/>
                 <w:szCs w:val="16"/>
@@ -780,7 +693,7 @@
             <w:pPr>
               <w:spacing w:after="0" w:line="240" w:lineRule="auto"/>
               <w:rPr>
-                <w:rFonts w:ascii="Tahoma" w:hAnsi="Tahoma" w:cs="Tahoma"/>
+                <w:rFonts w:cstheme="minorHAnsi"/>
                 <w:b/>
                 <w:sz w:val="10"/>
                 <w:szCs w:val="16"/>
@@ -802,7 +715,7 @@
             <w:pPr>
               <w:spacing w:after="0" w:line="240" w:lineRule="auto"/>
               <w:rPr>
-                <w:rFonts w:ascii="Tahoma" w:hAnsi="Tahoma" w:cs="Tahoma"/>
+                <w:rFonts w:cstheme="minorHAnsi"/>
                 <w:b/>
                 <w:sz w:val="10"/>
                 <w:szCs w:val="16"/>
@@ -825,7 +738,7 @@
             <w:pPr>
               <w:spacing w:after="0" w:line="240" w:lineRule="auto"/>
               <w:rPr>
-                <w:rFonts w:ascii="Tahoma" w:hAnsi="Tahoma" w:cs="Tahoma"/>
+                <w:rFonts w:cstheme="minorHAnsi"/>
                 <w:b/>
                 <w:u w:val="single"/>
               </w:rPr>
@@ -846,12 +759,12 @@
               <w:spacing w:after="0" w:line="240" w:lineRule="auto"/>
               <w:jc w:val="center"/>
               <w:rPr>
-                <w:rFonts w:ascii="Tahoma" w:hAnsi="Tahoma" w:cs="Tahoma"/>
-              </w:rPr>
-            </w:pPr>
-            <w:r>
-              <w:rPr>
-                <w:rFonts w:ascii="Tahoma" w:hAnsi="Tahoma" w:cs="Tahoma"/>
+                <w:rFonts w:cstheme="minorHAnsi"/>
+              </w:rPr>
+            </w:pPr>
+            <w:r>
+              <w:rPr>
+                <w:rFonts w:cstheme="minorHAnsi"/>
                 <w:b/>
               </w:rPr>
               <w:t>IR IMAGE</w:t>
@@ -874,7 +787,7 @@
               <w:spacing w:after="0" w:line="240" w:lineRule="auto"/>
               <w:jc w:val="center"/>
               <w:rPr>
-                <w:rFonts w:ascii="Tahoma" w:hAnsi="Tahoma" w:cs="Tahoma"/>
+                <w:rFonts w:cstheme="minorHAnsi"/>
                 <w:b/>
                 <w:u w:val="single"/>
               </w:rPr>
@@ -897,7 +810,7 @@
               <w:spacing w:after="0" w:line="240" w:lineRule="auto"/>
               <w:jc w:val="center"/>
               <w:rPr>
-                <w:rFonts w:ascii="Tahoma" w:hAnsi="Tahoma" w:cs="Tahoma"/>
+                <w:rFonts w:cstheme="minorHAnsi"/>
                 <w:b/>
                 <w:u w:val="single"/>
               </w:rPr>
@@ -918,13 +831,13 @@
               <w:spacing w:after="0" w:line="240" w:lineRule="auto"/>
               <w:jc w:val="center"/>
               <w:rPr>
-                <w:rFonts w:ascii="Tahoma" w:hAnsi="Tahoma" w:cs="Tahoma"/>
-                <w:b/>
-              </w:rPr>
-            </w:pPr>
-            <w:r>
-              <w:rPr>
-                <w:rFonts w:ascii="Tahoma" w:hAnsi="Tahoma" w:cs="Tahoma"/>
+                <w:rFonts w:cstheme="minorHAnsi"/>
+                <w:b/>
+              </w:rPr>
+            </w:pPr>
+            <w:r>
+              <w:rPr>
+                <w:rFonts w:cstheme="minorHAnsi"/>
                 <w:b/>
               </w:rPr>
               <w:t>VISUAL IMAGE</w:t>
@@ -943,7 +856,7 @@
             <w:pPr>
               <w:spacing w:after="0" w:line="240" w:lineRule="auto"/>
               <w:rPr>
-                <w:rFonts w:ascii="Tahoma" w:hAnsi="Tahoma" w:cs="Tahoma"/>
+                <w:rFonts w:cstheme="minorHAnsi"/>
                 <w:b/>
                 <w:u w:val="single"/>
               </w:rPr>
@@ -965,7 +878,7 @@
             <w:pPr>
               <w:spacing w:after="0" w:line="240" w:lineRule="auto"/>
               <w:rPr>
-                <w:rFonts w:ascii="Tahoma" w:hAnsi="Tahoma" w:cs="Tahoma"/>
+                <w:rFonts w:cstheme="minorHAnsi"/>
                 <w:b/>
                 <w:sz w:val="10"/>
                 <w:szCs w:val="16"/>
@@ -989,7 +902,7 @@
             <w:pPr>
               <w:spacing w:after="0" w:line="240" w:lineRule="auto"/>
               <w:rPr>
-                <w:rFonts w:ascii="Tahoma" w:hAnsi="Tahoma" w:cs="Tahoma"/>
+                <w:rFonts w:cstheme="minorHAnsi"/>
                 <w:b/>
                 <w:sz w:val="10"/>
                 <w:szCs w:val="16"/>
@@ -1012,7 +925,7 @@
             <w:pPr>
               <w:spacing w:after="0" w:line="240" w:lineRule="auto"/>
               <w:rPr>
-                <w:rFonts w:ascii="Tahoma" w:hAnsi="Tahoma" w:cs="Tahoma"/>
+                <w:rFonts w:cstheme="minorHAnsi"/>
                 <w:b/>
                 <w:sz w:val="10"/>
                 <w:szCs w:val="16"/>
@@ -1038,7 +951,7 @@
             <w:pPr>
               <w:spacing w:after="0" w:line="240" w:lineRule="auto"/>
               <w:rPr>
-                <w:rFonts w:ascii="Tahoma" w:hAnsi="Tahoma" w:cs="Tahoma"/>
+                <w:rFonts w:cstheme="minorHAnsi"/>
                 <w:b/>
                 <w:sz w:val="10"/>
                 <w:szCs w:val="16"/>
@@ -1061,13 +974,13 @@
               <w:spacing w:after="0" w:line="240" w:lineRule="auto"/>
               <w:jc w:val="center"/>
               <w:rPr>
-                <w:rFonts w:ascii="Tahoma" w:hAnsi="Tahoma" w:cs="Tahoma"/>
-                <w:b/>
-              </w:rPr>
-            </w:pPr>
-            <w:r>
-              <w:rPr>
-                <w:rFonts w:ascii="Tahoma" w:eastAsia="Calibri" w:hAnsi="Tahoma" w:cs="Tahoma"/>
+                <w:rFonts w:cstheme="minorHAnsi"/>
+                <w:b/>
+              </w:rPr>
+            </w:pPr>
+            <w:r>
+              <w:rPr>
+                <w:rFonts w:eastAsia="Calibri" w:cstheme="minorHAnsi"/>
                 <w:b/>
                 <w:kern w:val="0"/>
                 <w14:ligatures w14:val="none"/>
@@ -1092,10 +1005,10 @@
                   <v:path o:extrusionok="f" gradientshapeok="t" o:connecttype="rect"/>
                   <o:lock v:ext="edit" aspectratio="t"/>
                 </v:shapetype>
-                <v:shape id="_x0000_i1027" type="#_x0000_t75" style="width:237.65pt;height:147.5pt" o:ole="">
+                <v:shape id="_x0000_i1029" type="#_x0000_t75" style="width:237.85pt;height:147.55pt" o:ole="">
                   <v:imagedata r:id="rId7" o:title="" croptop="1206f" cropbottom="3617f" cropleft="781f" cropright="781f"/>
                 </v:shape>
-                <w:control r:id="rId8" w:name="CIRViewer12111111312112" w:shapeid="_x0000_i1027"/>
+                <w:control r:id="rId8" w:name="CIRViewer12111111312112" w:shapeid="_x0000_i1029"/>
               </w:object>
             </w:r>
           </w:p>
@@ -1116,7 +1029,7 @@
               <w:spacing w:after="0" w:line="240" w:lineRule="auto"/>
               <w:jc w:val="center"/>
               <w:rPr>
-                <w:rFonts w:ascii="Tahoma" w:hAnsi="Tahoma" w:cs="Tahoma"/>
+                <w:rFonts w:cstheme="minorHAnsi"/>
                 <w:b/>
                 <w:u w:val="single"/>
               </w:rPr>
@@ -1139,7 +1052,7 @@
               <w:spacing w:after="0" w:line="240" w:lineRule="auto"/>
               <w:jc w:val="center"/>
               <w:rPr>
-                <w:rFonts w:ascii="Tahoma" w:hAnsi="Tahoma" w:cs="Tahoma"/>
+                <w:rFonts w:cstheme="minorHAnsi"/>
                 <w:b/>
                 <w:u w:val="single"/>
               </w:rPr>
@@ -1160,49 +1073,29 @@
               <w:spacing w:after="0" w:line="240" w:lineRule="auto"/>
               <w:jc w:val="center"/>
               <w:rPr>
-                <w:rFonts w:ascii="Tahoma" w:hAnsi="Tahoma" w:cs="Tahoma"/>
-              </w:rPr>
-            </w:pPr>
-            <w:r>
-              <w:rPr>
-                <w:rFonts w:ascii="Tahoma" w:hAnsi="Tahoma" w:cs="Tahoma"/>
+                <w:rFonts w:cstheme="minorHAnsi"/>
+              </w:rPr>
+            </w:pPr>
+            <w:r>
+              <w:rPr>
+                <w:rFonts w:cstheme="minorHAnsi"/>
                 <w:noProof/>
               </w:rPr>
-              <w:drawing>
-                <wp:inline distT="0" distB="0" distL="0" distR="0" wp14:anchorId="4009D7A7" wp14:editId="54A2E853">
-                  <wp:extent cx="2526030" cy="2052320"/>
-                  <wp:effectExtent l="0" t="0" r="7620" b="5080"/>
-                  <wp:docPr id="781354496" name="Picture 1"/>
-                  <wp:cNvGraphicFramePr>
-                    <a:graphicFrameLocks xmlns:a="http://schemas.openxmlformats.org/drawingml/2006/main" noChangeAspect="1"/>
-                  </wp:cNvGraphicFramePr>
-                  <a:graphic xmlns:a="http://schemas.openxmlformats.org/drawingml/2006/main">
-                    <a:graphicData uri="http://schemas.openxmlformats.org/drawingml/2006/picture">
-                      <pic:pic xmlns:pic="http://schemas.openxmlformats.org/drawingml/2006/picture">
-                        <pic:nvPicPr>
-                          <pic:cNvPr id="781354496" name=""/>
-                          <pic:cNvPicPr/>
-                        </pic:nvPicPr>
-                        <pic:blipFill>
-                          <a:blip r:embed="rId9"/>
-                          <a:stretch>
-                            <a:fillRect/>
-                          </a:stretch>
-                        </pic:blipFill>
-                        <pic:spPr>
-                          <a:xfrm>
-                            <a:off x="0" y="0"/>
-                            <a:ext cx="2526030" cy="2052320"/>
-                          </a:xfrm>
-                          <a:prstGeom prst="rect">
-                            <a:avLst/>
-                          </a:prstGeom>
-                        </pic:spPr>
-                      </pic:pic>
-                    </a:graphicData>
-                  </a:graphic>
-                </wp:inline>
-              </w:drawing>
+              <w:t>{{ visual</w:t>
+            </w:r>
+            <w:r>
+              <w:rPr>
+                <w:rFonts w:cstheme="minorHAnsi"/>
+                <w:noProof/>
+              </w:rPr>
+              <w:t>.</w:t>
+            </w:r>
+            <w:r>
+              <w:rPr>
+                <w:rFonts w:cstheme="minorHAnsi"/>
+                <w:noProof/>
+              </w:rPr>
+              <w:t>image }}</w:t>
             </w:r>
           </w:p>
         </w:tc>
@@ -1219,7 +1112,7 @@
             <w:pPr>
               <w:spacing w:after="0" w:line="240" w:lineRule="auto"/>
               <w:rPr>
-                <w:rFonts w:ascii="Tahoma" w:hAnsi="Tahoma" w:cs="Tahoma"/>
+                <w:rFonts w:cstheme="minorHAnsi"/>
                 <w:b/>
                 <w:sz w:val="10"/>
                 <w:szCs w:val="16"/>
@@ -1243,7 +1136,7 @@
             <w:pPr>
               <w:spacing w:after="0" w:line="240" w:lineRule="auto"/>
               <w:rPr>
-                <w:rFonts w:ascii="Tahoma" w:hAnsi="Tahoma" w:cs="Tahoma"/>
+                <w:rFonts w:cstheme="minorHAnsi"/>
                 <w:b/>
                 <w:sz w:val="10"/>
                 <w:u w:val="single"/>
@@ -1266,7 +1159,7 @@
             <w:pPr>
               <w:spacing w:after="0" w:line="240" w:lineRule="auto"/>
               <w:rPr>
-                <w:rFonts w:ascii="Tahoma" w:hAnsi="Tahoma" w:cs="Tahoma"/>
+                <w:rFonts w:cstheme="minorHAnsi"/>
                 <w:b/>
                 <w:sz w:val="10"/>
                 <w:u w:val="single"/>
@@ -1287,7 +1180,7 @@
             <w:pPr>
               <w:spacing w:after="0" w:line="240" w:lineRule="auto"/>
               <w:rPr>
-                <w:rFonts w:ascii="Tahoma" w:hAnsi="Tahoma" w:cs="Tahoma"/>
+                <w:rFonts w:cstheme="minorHAnsi"/>
                 <w:b/>
                 <w:sz w:val="10"/>
                 <w:u w:val="single"/>
@@ -1309,7 +1202,7 @@
             <w:pPr>
               <w:spacing w:after="0" w:line="240" w:lineRule="auto"/>
               <w:rPr>
-                <w:rFonts w:ascii="Tahoma" w:hAnsi="Tahoma" w:cs="Tahoma"/>
+                <w:rFonts w:cstheme="minorHAnsi"/>
                 <w:b/>
                 <w:u w:val="single"/>
               </w:rPr>
@@ -1329,13 +1222,13 @@
               <w:spacing w:after="0" w:line="240" w:lineRule="auto"/>
               <w:ind w:left="144"/>
               <w:rPr>
-                <w:rFonts w:ascii="Tahoma" w:hAnsi="Tahoma" w:cs="Tahoma"/>
-                <w:b/>
-              </w:rPr>
-            </w:pPr>
-            <w:r>
-              <w:rPr>
-                <w:rFonts w:ascii="Tahoma" w:hAnsi="Tahoma" w:cs="Tahoma"/>
+                <w:rFonts w:cstheme="minorHAnsi"/>
+                <w:b/>
+              </w:rPr>
+            </w:pPr>
+            <w:r>
+              <w:rPr>
+                <w:rFonts w:cstheme="minorHAnsi"/>
                 <w:b/>
               </w:rPr>
               <w:t>PARAMETER</w:t>
@@ -1356,13 +1249,13 @@
               <w:spacing w:after="0" w:line="240" w:lineRule="auto"/>
               <w:jc w:val="center"/>
               <w:rPr>
-                <w:rFonts w:ascii="Tahoma" w:hAnsi="Tahoma" w:cs="Tahoma"/>
-                <w:b/>
-              </w:rPr>
-            </w:pPr>
-            <w:r>
-              <w:rPr>
-                <w:rFonts w:ascii="Tahoma" w:hAnsi="Tahoma" w:cs="Tahoma"/>
+                <w:rFonts w:cstheme="minorHAnsi"/>
+                <w:b/>
+              </w:rPr>
+            </w:pPr>
+            <w:r>
+              <w:rPr>
+                <w:rFonts w:cstheme="minorHAnsi"/>
                 <w:b/>
               </w:rPr>
               <w:t>VALUE</w:t>
@@ -1383,7 +1276,7 @@
             <w:pPr>
               <w:spacing w:after="0" w:line="240" w:lineRule="auto"/>
               <w:rPr>
-                <w:rFonts w:ascii="Tahoma" w:hAnsi="Tahoma" w:cs="Tahoma"/>
+                <w:rFonts w:cstheme="minorHAnsi"/>
                 <w:b/>
                 <w:u w:val="single"/>
               </w:rPr>
@@ -1404,7 +1297,7 @@
             <w:pPr>
               <w:spacing w:after="0" w:line="240" w:lineRule="auto"/>
               <w:rPr>
-                <w:rFonts w:ascii="Tahoma" w:hAnsi="Tahoma" w:cs="Tahoma"/>
+                <w:rFonts w:cstheme="minorHAnsi"/>
                 <w:b/>
                 <w:u w:val="single"/>
               </w:rPr>
@@ -1425,7 +1318,7 @@
             <w:pPr>
               <w:spacing w:after="0" w:line="240" w:lineRule="auto"/>
               <w:rPr>
-                <w:rFonts w:ascii="Tahoma" w:hAnsi="Tahoma" w:cs="Tahoma"/>
+                <w:rFonts w:cstheme="minorHAnsi"/>
                 <w:b/>
                 <w:u w:val="single"/>
               </w:rPr>
@@ -1445,7 +1338,7 @@
             <w:pPr>
               <w:spacing w:after="0" w:line="240" w:lineRule="auto"/>
               <w:rPr>
-                <w:rFonts w:ascii="Tahoma" w:hAnsi="Tahoma" w:cs="Tahoma"/>
+                <w:rFonts w:cstheme="minorHAnsi"/>
                 <w:b/>
                 <w:u w:val="single"/>
               </w:rPr>
@@ -1466,7 +1359,7 @@
             <w:pPr>
               <w:spacing w:after="0" w:line="240" w:lineRule="auto"/>
               <w:rPr>
-                <w:rFonts w:ascii="Tahoma" w:hAnsi="Tahoma" w:cs="Tahoma"/>
+                <w:rFonts w:cstheme="minorHAnsi"/>
                 <w:b/>
                 <w:u w:val="single"/>
               </w:rPr>
@@ -1484,26 +1377,18 @@
               <w:spacing w:after="0" w:line="240" w:lineRule="auto"/>
               <w:ind w:left="144"/>
               <w:rPr>
-                <w:rFonts w:ascii="Tahoma" w:hAnsi="Tahoma" w:cs="Tahoma"/>
+                <w:rFonts w:cstheme="minorHAnsi"/>
                 <w:sz w:val="20"/>
                 <w:szCs w:val="18"/>
               </w:rPr>
             </w:pPr>
             <w:r>
               <w:rPr>
-                <w:rFonts w:ascii="Tahoma" w:hAnsi="Tahoma" w:cs="Tahoma"/>
+                <w:rFonts w:cstheme="minorHAnsi"/>
                 <w:sz w:val="20"/>
                 <w:szCs w:val="18"/>
               </w:rPr>
-              <w:t>Spot Temp.1 (Sp</w:t>
-            </w:r>
-            <w:r>
-              <w:rPr>
-                <w:rFonts w:ascii="Tahoma" w:hAnsi="Tahoma" w:cs="Tahoma"/>
-                <w:sz w:val="20"/>
-                <w:szCs w:val="18"/>
-              </w:rPr>
-              <w:t>1)</w:t>
+              <w:t>Spot Temp.1 (Sp1)</w:t>
             </w:r>
           </w:p>
         </w:tc>
@@ -1518,14 +1403,14 @@
               <w:spacing w:after="0" w:line="240" w:lineRule="auto"/>
               <w:jc w:val="center"/>
               <w:rPr>
-                <w:rFonts w:ascii="Tahoma" w:hAnsi="Tahoma" w:cs="Tahoma"/>
+                <w:rFonts w:cstheme="minorHAnsi"/>
                 <w:sz w:val="20"/>
                 <w:szCs w:val="18"/>
               </w:rPr>
             </w:pPr>
             <w:r>
               <w:rPr>
-                <w:rFonts w:ascii="Tahoma" w:hAnsi="Tahoma" w:cs="Tahoma"/>
+                <w:rFonts w:cstheme="minorHAnsi"/>
                 <w:sz w:val="20"/>
                 <w:szCs w:val="18"/>
               </w:rPr>
@@ -1546,7 +1431,7 @@
             <w:pPr>
               <w:spacing w:after="0" w:line="240" w:lineRule="auto"/>
               <w:rPr>
-                <w:rFonts w:ascii="Tahoma" w:hAnsi="Tahoma" w:cs="Tahoma"/>
+                <w:rFonts w:cstheme="minorHAnsi"/>
                 <w:b/>
                 <w:u w:val="single"/>
               </w:rPr>
@@ -1564,13 +1449,13 @@
               <w:ind w:left="88" w:right="33"/>
               <w:jc w:val="both"/>
               <w:rPr>
-                <w:rFonts w:ascii="Tahoma" w:hAnsi="Tahoma" w:cs="Tahoma"/>
-                <w:b/>
-              </w:rPr>
-            </w:pPr>
-            <w:r>
-              <w:rPr>
-                <w:rFonts w:ascii="Tahoma" w:hAnsi="Tahoma" w:cs="Tahoma"/>
+                <w:rFonts w:cstheme="minorHAnsi"/>
+                <w:b/>
+              </w:rPr>
+            </w:pPr>
+            <w:r>
+              <w:rPr>
+                <w:rFonts w:cstheme="minorHAnsi"/>
                 <w:b/>
               </w:rPr>
               <w:t>PARAMETER</w:t>
@@ -1589,13 +1474,13 @@
               <w:ind w:right="33"/>
               <w:jc w:val="center"/>
               <w:rPr>
-                <w:rFonts w:ascii="Tahoma" w:hAnsi="Tahoma" w:cs="Tahoma"/>
-                <w:b/>
-              </w:rPr>
-            </w:pPr>
-            <w:r>
-              <w:rPr>
-                <w:rFonts w:ascii="Tahoma" w:hAnsi="Tahoma" w:cs="Tahoma"/>
+                <w:rFonts w:cstheme="minorHAnsi"/>
+                <w:b/>
+              </w:rPr>
+            </w:pPr>
+            <w:r>
+              <w:rPr>
+                <w:rFonts w:cstheme="minorHAnsi"/>
                 <w:b/>
               </w:rPr>
               <w:t>VALUE</w:t>
@@ -1614,7 +1499,7 @@
             <w:pPr>
               <w:spacing w:after="0" w:line="240" w:lineRule="auto"/>
               <w:rPr>
-                <w:rFonts w:ascii="Tahoma" w:hAnsi="Tahoma" w:cs="Tahoma"/>
+                <w:rFonts w:cstheme="minorHAnsi"/>
                 <w:b/>
                 <w:u w:val="single"/>
               </w:rPr>
@@ -1635,7 +1520,7 @@
             <w:pPr>
               <w:spacing w:after="0" w:line="240" w:lineRule="auto"/>
               <w:rPr>
-                <w:rFonts w:ascii="Tahoma" w:hAnsi="Tahoma" w:cs="Tahoma"/>
+                <w:rFonts w:cstheme="minorHAnsi"/>
                 <w:b/>
                 <w:u w:val="single"/>
               </w:rPr>
@@ -1653,26 +1538,18 @@
               <w:spacing w:after="0" w:line="240" w:lineRule="auto"/>
               <w:ind w:left="144"/>
               <w:rPr>
-                <w:rFonts w:ascii="Tahoma" w:hAnsi="Tahoma" w:cs="Tahoma"/>
+                <w:rFonts w:cstheme="minorHAnsi"/>
                 <w:sz w:val="20"/>
                 <w:szCs w:val="18"/>
               </w:rPr>
             </w:pPr>
             <w:r>
               <w:rPr>
-                <w:rFonts w:ascii="Tahoma" w:hAnsi="Tahoma" w:cs="Tahoma"/>
+                <w:rFonts w:cstheme="minorHAnsi"/>
                 <w:sz w:val="20"/>
                 <w:szCs w:val="18"/>
               </w:rPr>
-              <w:t>Spot Temp. 2 (Sp</w:t>
-            </w:r>
-            <w:r>
-              <w:rPr>
-                <w:rFonts w:ascii="Tahoma" w:hAnsi="Tahoma" w:cs="Tahoma"/>
-                <w:sz w:val="20"/>
-                <w:szCs w:val="18"/>
-              </w:rPr>
-              <w:t>2)</w:t>
+              <w:t>Spot Temp. 2 (Sp2)</w:t>
             </w:r>
           </w:p>
         </w:tc>
@@ -1687,14 +1564,14 @@
               <w:spacing w:after="0" w:line="240" w:lineRule="auto"/>
               <w:jc w:val="center"/>
               <w:rPr>
-                <w:rFonts w:ascii="Tahoma" w:hAnsi="Tahoma" w:cs="Tahoma"/>
+                <w:rFonts w:cstheme="minorHAnsi"/>
                 <w:sz w:val="20"/>
                 <w:szCs w:val="18"/>
               </w:rPr>
             </w:pPr>
             <w:r>
               <w:rPr>
-                <w:rFonts w:ascii="Tahoma" w:hAnsi="Tahoma" w:cs="Tahoma"/>
+                <w:rFonts w:cstheme="minorHAnsi"/>
                 <w:sz w:val="20"/>
                 <w:szCs w:val="18"/>
               </w:rPr>
@@ -1715,7 +1592,7 @@
             <w:pPr>
               <w:spacing w:after="0" w:line="240" w:lineRule="auto"/>
               <w:rPr>
-                <w:rFonts w:ascii="Tahoma" w:hAnsi="Tahoma" w:cs="Tahoma"/>
+                <w:rFonts w:cstheme="minorHAnsi"/>
                 <w:b/>
                 <w:u w:val="single"/>
               </w:rPr>
@@ -1733,14 +1610,14 @@
               <w:spacing w:after="0" w:line="240" w:lineRule="auto"/>
               <w:ind w:left="88" w:right="33"/>
               <w:rPr>
-                <w:rFonts w:ascii="Tahoma" w:hAnsi="Tahoma" w:cs="Tahoma"/>
+                <w:rFonts w:cstheme="minorHAnsi"/>
                 <w:sz w:val="20"/>
                 <w:szCs w:val="18"/>
               </w:rPr>
             </w:pPr>
             <w:r>
               <w:rPr>
-                <w:rFonts w:ascii="Tahoma" w:hAnsi="Tahoma" w:cs="Tahoma"/>
+                <w:rFonts w:cstheme="minorHAnsi"/>
                 <w:sz w:val="20"/>
                 <w:szCs w:val="18"/>
               </w:rPr>
@@ -1760,14 +1637,14 @@
               <w:ind w:right="33"/>
               <w:jc w:val="center"/>
               <w:rPr>
-                <w:rFonts w:ascii="Tahoma" w:hAnsi="Tahoma" w:cs="Tahoma"/>
+                <w:rFonts w:cstheme="minorHAnsi"/>
                 <w:sz w:val="20"/>
                 <w:szCs w:val="18"/>
               </w:rPr>
             </w:pPr>
             <w:r>
               <w:rPr>
-                <w:rFonts w:ascii="Tahoma" w:hAnsi="Tahoma" w:cs="Tahoma"/>
+                <w:rFonts w:cstheme="minorHAnsi"/>
                 <w:sz w:val="20"/>
                 <w:szCs w:val="18"/>
               </w:rPr>
@@ -1787,7 +1664,7 @@
             <w:pPr>
               <w:spacing w:after="0" w:line="240" w:lineRule="auto"/>
               <w:rPr>
-                <w:rFonts w:ascii="Tahoma" w:hAnsi="Tahoma" w:cs="Tahoma"/>
+                <w:rFonts w:cstheme="minorHAnsi"/>
                 <w:b/>
                 <w:u w:val="single"/>
               </w:rPr>
@@ -1808,7 +1685,7 @@
             <w:pPr>
               <w:spacing w:after="0" w:line="240" w:lineRule="auto"/>
               <w:rPr>
-                <w:rFonts w:ascii="Tahoma" w:hAnsi="Tahoma" w:cs="Tahoma"/>
+                <w:rFonts w:cstheme="minorHAnsi"/>
                 <w:b/>
                 <w:u w:val="single"/>
               </w:rPr>
@@ -1826,14 +1703,14 @@
               <w:spacing w:after="0" w:line="240" w:lineRule="auto"/>
               <w:ind w:left="144"/>
               <w:rPr>
-                <w:rFonts w:ascii="Tahoma" w:hAnsi="Tahoma" w:cs="Tahoma"/>
+                <w:rFonts w:cstheme="minorHAnsi"/>
                 <w:sz w:val="20"/>
                 <w:szCs w:val="18"/>
               </w:rPr>
             </w:pPr>
             <w:r>
               <w:rPr>
-                <w:rFonts w:ascii="Tahoma" w:hAnsi="Tahoma" w:cs="Tahoma"/>
+                <w:rFonts w:cstheme="minorHAnsi"/>
                 <w:sz w:val="20"/>
                 <w:szCs w:val="18"/>
               </w:rPr>
@@ -1852,14 +1729,14 @@
               <w:spacing w:after="0" w:line="240" w:lineRule="auto"/>
               <w:jc w:val="center"/>
               <w:rPr>
-                <w:rFonts w:ascii="Tahoma" w:hAnsi="Tahoma" w:cs="Tahoma"/>
+                <w:rFonts w:cstheme="minorHAnsi"/>
                 <w:sz w:val="20"/>
                 <w:szCs w:val="18"/>
               </w:rPr>
             </w:pPr>
             <w:r>
               <w:rPr>
-                <w:rFonts w:ascii="Tahoma" w:hAnsi="Tahoma" w:cs="Tahoma"/>
+                <w:rFonts w:cstheme="minorHAnsi"/>
                 <w:sz w:val="20"/>
                 <w:szCs w:val="18"/>
               </w:rPr>
@@ -1867,15 +1744,15 @@
             </w:r>
             <w:r>
               <w:rPr>
-                <w:rFonts w:ascii="Tahoma" w:hAnsi="Tahoma" w:cs="Tahoma"/>
+                <w:rFonts w:cstheme="minorHAnsi"/>
                 <w:sz w:val="20"/>
                 <w:szCs w:val="18"/>
               </w:rPr>
-              <w:instrText xml:space="preserve">DOCVARIABLE _Fd804144495 \* MERGEFORMAT </w:instrText>
-            </w:r>
-            <w:r>
-              <w:rPr>
-                <w:rFonts w:ascii="Tahoma" w:hAnsi="Tahoma" w:cs="Tahoma"/>
+              <w:instrText xml:space="preserve">DOCVARIABLE _Fd1127003398 \* MERGEFORMAT </w:instrText>
+            </w:r>
+            <w:r>
+              <w:rPr>
+                <w:rFonts w:cstheme="minorHAnsi"/>
                 <w:sz w:val="20"/>
                 <w:szCs w:val="18"/>
               </w:rPr>
@@ -1883,7 +1760,7 @@
             </w:r>
             <w:r>
               <w:rPr>
-                <w:rFonts w:ascii="Tahoma" w:hAnsi="Tahoma" w:cs="Tahoma"/>
+                <w:rFonts w:cstheme="minorHAnsi"/>
                 <w:sz w:val="20"/>
                 <w:szCs w:val="18"/>
               </w:rPr>
@@ -1891,7 +1768,7 @@
             </w:r>
             <w:r>
               <w:rPr>
-                <w:rFonts w:ascii="Tahoma" w:hAnsi="Tahoma" w:cs="Tahoma"/>
+                <w:rFonts w:cstheme="minorHAnsi"/>
                 <w:sz w:val="20"/>
                 <w:szCs w:val="18"/>
               </w:rPr>
@@ -1912,7 +1789,7 @@
             <w:pPr>
               <w:spacing w:after="0" w:line="240" w:lineRule="auto"/>
               <w:rPr>
-                <w:rFonts w:ascii="Tahoma" w:hAnsi="Tahoma" w:cs="Tahoma"/>
+                <w:rFonts w:cstheme="minorHAnsi"/>
                 <w:b/>
                 <w:u w:val="single"/>
               </w:rPr>
@@ -1930,14 +1807,14 @@
               <w:spacing w:after="0" w:line="240" w:lineRule="auto"/>
               <w:ind w:left="88" w:right="33"/>
               <w:rPr>
-                <w:rFonts w:ascii="Tahoma" w:hAnsi="Tahoma" w:cs="Tahoma"/>
+                <w:rFonts w:cstheme="minorHAnsi"/>
                 <w:sz w:val="20"/>
                 <w:szCs w:val="18"/>
               </w:rPr>
             </w:pPr>
             <w:r>
               <w:rPr>
-                <w:rFonts w:ascii="Tahoma" w:hAnsi="Tahoma" w:cs="Tahoma"/>
+                <w:rFonts w:cstheme="minorHAnsi"/>
                 <w:sz w:val="20"/>
                 <w:szCs w:val="18"/>
               </w:rPr>
@@ -1957,14 +1834,14 @@
               <w:ind w:right="33"/>
               <w:jc w:val="center"/>
               <w:rPr>
-                <w:rFonts w:ascii="Tahoma" w:hAnsi="Tahoma" w:cs="Tahoma"/>
+                <w:rFonts w:cstheme="minorHAnsi"/>
                 <w:sz w:val="20"/>
                 <w:szCs w:val="18"/>
               </w:rPr>
             </w:pPr>
             <w:r>
               <w:rPr>
-                <w:rFonts w:ascii="Tahoma" w:hAnsi="Tahoma" w:cs="Tahoma"/>
+                <w:rFonts w:cstheme="minorHAnsi"/>
                 <w:sz w:val="20"/>
                 <w:szCs w:val="18"/>
               </w:rPr>
@@ -1984,7 +1861,7 @@
             <w:pPr>
               <w:spacing w:after="0" w:line="240" w:lineRule="auto"/>
               <w:rPr>
-                <w:rFonts w:ascii="Tahoma" w:hAnsi="Tahoma" w:cs="Tahoma"/>
+                <w:rFonts w:cstheme="minorHAnsi"/>
                 <w:b/>
                 <w:u w:val="single"/>
               </w:rPr>
@@ -2005,7 +1882,7 @@
             <w:pPr>
               <w:spacing w:after="0" w:line="240" w:lineRule="auto"/>
               <w:rPr>
-                <w:rFonts w:ascii="Tahoma" w:hAnsi="Tahoma" w:cs="Tahoma"/>
+                <w:rFonts w:cstheme="minorHAnsi"/>
                 <w:b/>
                 <w:u w:val="single"/>
               </w:rPr>
@@ -2023,14 +1900,14 @@
               <w:spacing w:after="0" w:line="240" w:lineRule="auto"/>
               <w:ind w:left="144"/>
               <w:rPr>
-                <w:rFonts w:ascii="Tahoma" w:hAnsi="Tahoma" w:cs="Tahoma"/>
+                <w:rFonts w:cstheme="minorHAnsi"/>
                 <w:sz w:val="20"/>
                 <w:szCs w:val="18"/>
               </w:rPr>
             </w:pPr>
             <w:r>
               <w:rPr>
-                <w:rFonts w:ascii="Tahoma" w:hAnsi="Tahoma" w:cs="Tahoma"/>
+                <w:rFonts w:cstheme="minorHAnsi"/>
                 <w:sz w:val="20"/>
                 <w:szCs w:val="18"/>
               </w:rPr>
@@ -2049,36 +1926,18 @@
               <w:spacing w:after="0" w:line="240" w:lineRule="auto"/>
               <w:jc w:val="center"/>
               <w:rPr>
-                <w:rFonts w:ascii="Tahoma" w:hAnsi="Tahoma" w:cs="Tahoma"/>
+                <w:rFonts w:cstheme="minorHAnsi"/>
                 <w:sz w:val="20"/>
                 <w:szCs w:val="18"/>
               </w:rPr>
             </w:pPr>
             <w:r>
               <w:rPr>
-                <w:rFonts w:ascii="Tahoma" w:hAnsi="Tahoma" w:cs="Tahoma"/>
+                <w:rFonts w:cstheme="minorHAnsi"/>
                 <w:sz w:val="20"/>
                 <w:szCs w:val="20"/>
               </w:rPr>
-              <w:t xml:space="preserve">{{ </w:t>
-            </w:r>
-            <w:proofErr w:type="spellStart"/>
-            <w:r>
-              <w:rPr>
-                <w:rFonts w:ascii="Tahoma" w:hAnsi="Tahoma" w:cs="Tahoma"/>
-                <w:sz w:val="20"/>
-                <w:szCs w:val="20"/>
-              </w:rPr>
-              <w:t>substation.ambient</w:t>
-            </w:r>
-            <w:proofErr w:type="spellEnd"/>
-            <w:r>
-              <w:rPr>
-                <w:rFonts w:ascii="Tahoma" w:hAnsi="Tahoma" w:cs="Tahoma"/>
-                <w:sz w:val="20"/>
-                <w:szCs w:val="20"/>
-              </w:rPr>
-              <w:t xml:space="preserve"> }}</w:t>
+              <w:t>{{ substation.ambient }}</w:t>
             </w:r>
           </w:p>
         </w:tc>
@@ -2095,7 +1954,7 @@
             <w:pPr>
               <w:spacing w:after="0" w:line="240" w:lineRule="auto"/>
               <w:rPr>
-                <w:rFonts w:ascii="Tahoma" w:hAnsi="Tahoma" w:cs="Tahoma"/>
+                <w:rFonts w:cstheme="minorHAnsi"/>
                 <w:b/>
                 <w:u w:val="single"/>
               </w:rPr>
@@ -2113,14 +1972,14 @@
               <w:spacing w:after="0" w:line="240" w:lineRule="auto"/>
               <w:ind w:left="88" w:right="33"/>
               <w:rPr>
-                <w:rFonts w:ascii="Tahoma" w:hAnsi="Tahoma" w:cs="Tahoma"/>
+                <w:rFonts w:cstheme="minorHAnsi"/>
                 <w:sz w:val="20"/>
                 <w:szCs w:val="18"/>
               </w:rPr>
             </w:pPr>
             <w:r>
               <w:rPr>
-                <w:rFonts w:ascii="Tahoma" w:hAnsi="Tahoma" w:cs="Tahoma"/>
+                <w:rFonts w:cstheme="minorHAnsi"/>
                 <w:sz w:val="20"/>
                 <w:szCs w:val="18"/>
               </w:rPr>
@@ -2140,14 +1999,14 @@
               <w:ind w:right="33"/>
               <w:jc w:val="center"/>
               <w:rPr>
-                <w:rFonts w:ascii="Tahoma" w:hAnsi="Tahoma" w:cs="Tahoma"/>
+                <w:rFonts w:cstheme="minorHAnsi"/>
                 <w:sz w:val="20"/>
                 <w:szCs w:val="18"/>
               </w:rPr>
             </w:pPr>
             <w:r>
               <w:rPr>
-                <w:rFonts w:ascii="Tahoma" w:hAnsi="Tahoma" w:cs="Tahoma"/>
+                <w:rFonts w:cstheme="minorHAnsi"/>
                 <w:sz w:val="20"/>
                 <w:szCs w:val="18"/>
               </w:rPr>
@@ -2167,7 +2026,7 @@
             <w:pPr>
               <w:spacing w:after="0" w:line="240" w:lineRule="auto"/>
               <w:rPr>
-                <w:rFonts w:ascii="Tahoma" w:hAnsi="Tahoma" w:cs="Tahoma"/>
+                <w:rFonts w:cstheme="minorHAnsi"/>
                 <w:b/>
                 <w:u w:val="single"/>
               </w:rPr>
@@ -2188,7 +2047,7 @@
             <w:pPr>
               <w:spacing w:after="0" w:line="240" w:lineRule="auto"/>
               <w:rPr>
-                <w:rFonts w:ascii="Tahoma" w:hAnsi="Tahoma" w:cs="Tahoma"/>
+                <w:rFonts w:cstheme="minorHAnsi"/>
                 <w:b/>
                 <w:u w:val="single"/>
               </w:rPr>
@@ -2206,7 +2065,7 @@
               <w:spacing w:after="0" w:line="240" w:lineRule="auto"/>
               <w:ind w:left="144"/>
               <w:rPr>
-                <w:rFonts w:ascii="Tahoma" w:hAnsi="Tahoma" w:cs="Tahoma"/>
+                <w:rFonts w:cstheme="minorHAnsi"/>
                 <w:b/>
                 <w:sz w:val="20"/>
                 <w:szCs w:val="18"/>
@@ -2214,7 +2073,7 @@
             </w:pPr>
             <w:r>
               <w:rPr>
-                <w:rFonts w:ascii="Tahoma" w:hAnsi="Tahoma" w:cs="Tahoma"/>
+                <w:rFonts w:cstheme="minorHAnsi"/>
                 <w:sz w:val="20"/>
                 <w:szCs w:val="18"/>
               </w:rPr>
@@ -2233,14 +2092,14 @@
               <w:spacing w:after="0" w:line="240" w:lineRule="auto"/>
               <w:jc w:val="center"/>
               <w:rPr>
-                <w:rFonts w:ascii="Tahoma" w:hAnsi="Tahoma" w:cs="Tahoma"/>
+                <w:rFonts w:cstheme="minorHAnsi"/>
                 <w:sz w:val="20"/>
                 <w:szCs w:val="20"/>
               </w:rPr>
             </w:pPr>
             <w:r>
               <w:rPr>
-                <w:rFonts w:ascii="Tahoma" w:hAnsi="Tahoma" w:cs="Tahoma"/>
+                <w:rFonts w:cstheme="minorHAnsi"/>
                 <w:sz w:val="20"/>
                 <w:szCs w:val="20"/>
               </w:rPr>
@@ -2261,7 +2120,7 @@
             <w:pPr>
               <w:spacing w:after="0" w:line="240" w:lineRule="auto"/>
               <w:rPr>
-                <w:rFonts w:ascii="Tahoma" w:hAnsi="Tahoma" w:cs="Tahoma"/>
+                <w:rFonts w:cstheme="minorHAnsi"/>
                 <w:b/>
                 <w:u w:val="single"/>
               </w:rPr>
@@ -2282,14 +2141,14 @@
               <w:spacing w:after="0" w:line="240" w:lineRule="auto"/>
               <w:ind w:left="88" w:right="33"/>
               <w:rPr>
-                <w:rFonts w:ascii="Tahoma" w:hAnsi="Tahoma" w:cs="Tahoma"/>
+                <w:rFonts w:cstheme="minorHAnsi"/>
                 <w:sz w:val="20"/>
                 <w:szCs w:val="18"/>
               </w:rPr>
             </w:pPr>
             <w:r>
               <w:rPr>
-                <w:rFonts w:ascii="Tahoma" w:hAnsi="Tahoma" w:cs="Tahoma"/>
+                <w:rFonts w:cstheme="minorHAnsi"/>
                 <w:sz w:val="20"/>
                 <w:szCs w:val="18"/>
               </w:rPr>
@@ -2312,14 +2171,14 @@
               <w:ind w:right="33"/>
               <w:jc w:val="center"/>
               <w:rPr>
-                <w:rFonts w:ascii="Tahoma" w:hAnsi="Tahoma" w:cs="Tahoma"/>
+                <w:rFonts w:cstheme="minorHAnsi"/>
                 <w:sz w:val="20"/>
                 <w:szCs w:val="18"/>
               </w:rPr>
             </w:pPr>
             <w:r>
               <w:rPr>
-                <w:rFonts w:ascii="Tahoma" w:hAnsi="Tahoma" w:cs="Tahoma"/>
+                <w:rFonts w:cstheme="minorHAnsi"/>
                 <w:sz w:val="20"/>
                 <w:szCs w:val="18"/>
               </w:rPr>
@@ -2339,7 +2198,7 @@
             <w:pPr>
               <w:spacing w:after="0" w:line="240" w:lineRule="auto"/>
               <w:rPr>
-                <w:rFonts w:ascii="Tahoma" w:hAnsi="Tahoma" w:cs="Tahoma"/>
+                <w:rFonts w:cstheme="minorHAnsi"/>
                 <w:b/>
                 <w:u w:val="single"/>
               </w:rPr>
@@ -2360,7 +2219,7 @@
             <w:pPr>
               <w:spacing w:after="0" w:line="240" w:lineRule="auto"/>
               <w:rPr>
-                <w:rFonts w:ascii="Tahoma" w:hAnsi="Tahoma" w:cs="Tahoma"/>
+                <w:rFonts w:cstheme="minorHAnsi"/>
                 <w:b/>
                 <w:u w:val="single"/>
               </w:rPr>
@@ -2378,14 +2237,14 @@
               <w:spacing w:after="0" w:line="240" w:lineRule="auto"/>
               <w:ind w:left="144"/>
               <w:rPr>
-                <w:rFonts w:ascii="Tahoma" w:hAnsi="Tahoma" w:cs="Tahoma"/>
+                <w:rFonts w:cstheme="minorHAnsi"/>
                 <w:sz w:val="20"/>
                 <w:szCs w:val="18"/>
               </w:rPr>
             </w:pPr>
             <w:r>
               <w:rPr>
-                <w:rFonts w:ascii="Tahoma" w:hAnsi="Tahoma" w:cs="Tahoma"/>
+                <w:rFonts w:cstheme="minorHAnsi"/>
                 <w:sz w:val="20"/>
                 <w:szCs w:val="18"/>
               </w:rPr>
@@ -2404,14 +2263,14 @@
               <w:spacing w:after="0" w:line="240" w:lineRule="auto"/>
               <w:jc w:val="center"/>
               <w:rPr>
-                <w:rFonts w:ascii="Tahoma" w:hAnsi="Tahoma" w:cs="Tahoma"/>
+                <w:rFonts w:cstheme="minorHAnsi"/>
                 <w:sz w:val="20"/>
                 <w:szCs w:val="20"/>
               </w:rPr>
             </w:pPr>
             <w:r>
               <w:rPr>
-                <w:rFonts w:ascii="Tahoma" w:hAnsi="Tahoma" w:cs="Tahoma"/>
+                <w:rFonts w:cstheme="minorHAnsi"/>
                 <w:sz w:val="20"/>
                 <w:szCs w:val="18"/>
               </w:rPr>
@@ -2432,7 +2291,7 @@
             <w:pPr>
               <w:spacing w:after="0" w:line="240" w:lineRule="auto"/>
               <w:rPr>
-                <w:rFonts w:ascii="Tahoma" w:hAnsi="Tahoma" w:cs="Tahoma"/>
+                <w:rFonts w:cstheme="minorHAnsi"/>
                 <w:b/>
                 <w:u w:val="single"/>
               </w:rPr>
@@ -2453,14 +2312,14 @@
               <w:spacing w:after="0" w:line="240" w:lineRule="auto"/>
               <w:ind w:left="88" w:right="33"/>
               <w:rPr>
-                <w:rFonts w:ascii="Tahoma" w:hAnsi="Tahoma" w:cs="Tahoma"/>
+                <w:rFonts w:cstheme="minorHAnsi"/>
                 <w:sz w:val="20"/>
                 <w:szCs w:val="18"/>
               </w:rPr>
             </w:pPr>
             <w:r>
               <w:rPr>
-                <w:rFonts w:ascii="Tahoma" w:hAnsi="Tahoma" w:cs="Tahoma"/>
+                <w:rFonts w:cstheme="minorHAnsi"/>
                 <w:sz w:val="20"/>
                 <w:szCs w:val="18"/>
               </w:rPr>
@@ -2483,14 +2342,14 @@
               <w:ind w:right="33"/>
               <w:jc w:val="center"/>
               <w:rPr>
-                <w:rFonts w:ascii="Tahoma" w:hAnsi="Tahoma" w:cs="Tahoma"/>
+                <w:rFonts w:cstheme="minorHAnsi"/>
                 <w:sz w:val="20"/>
                 <w:szCs w:val="18"/>
               </w:rPr>
             </w:pPr>
             <w:r>
               <w:rPr>
-                <w:rFonts w:ascii="Tahoma" w:hAnsi="Tahoma" w:cs="Tahoma"/>
+                <w:rFonts w:cstheme="minorHAnsi"/>
                 <w:sz w:val="20"/>
                 <w:szCs w:val="18"/>
               </w:rPr>
@@ -2510,7 +2369,7 @@
             <w:pPr>
               <w:spacing w:after="0" w:line="240" w:lineRule="auto"/>
               <w:rPr>
-                <w:rFonts w:ascii="Tahoma" w:hAnsi="Tahoma" w:cs="Tahoma"/>
+                <w:rFonts w:cstheme="minorHAnsi"/>
                 <w:b/>
                 <w:u w:val="single"/>
               </w:rPr>
@@ -2531,7 +2390,7 @@
             <w:pPr>
               <w:spacing w:after="0" w:line="240" w:lineRule="auto"/>
               <w:rPr>
-                <w:rFonts w:ascii="Tahoma" w:hAnsi="Tahoma" w:cs="Tahoma"/>
+                <w:rFonts w:cstheme="minorHAnsi"/>
                 <w:b/>
                 <w:u w:val="single"/>
               </w:rPr>
@@ -2552,26 +2411,18 @@
               <w:spacing w:after="0" w:line="240" w:lineRule="auto"/>
               <w:ind w:left="144"/>
               <w:rPr>
-                <w:rFonts w:ascii="Tahoma" w:hAnsi="Tahoma" w:cs="Tahoma"/>
+                <w:rFonts w:cstheme="minorHAnsi"/>
                 <w:sz w:val="20"/>
                 <w:szCs w:val="18"/>
               </w:rPr>
             </w:pPr>
             <w:r>
               <w:rPr>
-                <w:rFonts w:ascii="Tahoma" w:hAnsi="Tahoma" w:cs="Tahoma"/>
+                <w:rFonts w:cstheme="minorHAnsi"/>
                 <w:sz w:val="20"/>
                 <w:szCs w:val="18"/>
               </w:rPr>
-              <w:t>Defect</w:t>
-            </w:r>
-            <w:r>
-              <w:rPr>
-                <w:rFonts w:ascii="Tahoma" w:hAnsi="Tahoma" w:cs="Tahoma"/>
-                <w:sz w:val="20"/>
-                <w:szCs w:val="18"/>
-              </w:rPr>
-              <w:t xml:space="preserve"> </w:t>
+              <w:t xml:space="preserve">Defect </w:t>
             </w:r>
           </w:p>
         </w:tc>
@@ -2590,19 +2441,11 @@
               <w:spacing w:after="0" w:line="240" w:lineRule="auto"/>
               <w:jc w:val="center"/>
               <w:rPr>
-                <w:rFonts w:ascii="Tahoma" w:hAnsi="Tahoma" w:cs="Tahoma"/>
+                <w:rFonts w:cstheme="minorHAnsi"/>
                 <w:sz w:val="20"/>
                 <w:szCs w:val="18"/>
               </w:rPr>
             </w:pPr>
-            <w:r>
-              <w:rPr>
-                <w:rFonts w:ascii="Tahoma" w:hAnsi="Tahoma" w:cs="Tahoma"/>
-                <w:sz w:val="18"/>
-                <w:szCs w:val="16"/>
-              </w:rPr>
-              <w:t>REPAIR IMMEDIATELY</w:t>
-            </w:r>
           </w:p>
         </w:tc>
         <w:tc>
@@ -2619,7 +2462,7 @@
             <w:pPr>
               <w:spacing w:after="0" w:line="240" w:lineRule="auto"/>
               <w:rPr>
-                <w:rFonts w:ascii="Tahoma" w:hAnsi="Tahoma" w:cs="Tahoma"/>
+                <w:rFonts w:cstheme="minorHAnsi"/>
                 <w:b/>
                 <w:u w:val="single"/>
               </w:rPr>
@@ -2643,7 +2486,7 @@
               <w:spacing w:after="0" w:line="240" w:lineRule="auto"/>
               <w:ind w:left="88" w:right="33"/>
               <w:rPr>
-                <w:rFonts w:ascii="Tahoma" w:hAnsi="Tahoma" w:cs="Tahoma"/>
+                <w:rFonts w:cstheme="minorHAnsi"/>
                 <w:sz w:val="20"/>
                 <w:szCs w:val="18"/>
               </w:rPr>
@@ -2668,7 +2511,7 @@
               <w:ind w:right="33"/>
               <w:jc w:val="center"/>
               <w:rPr>
-                <w:rFonts w:ascii="Tahoma" w:hAnsi="Tahoma" w:cs="Tahoma"/>
+                <w:rFonts w:cstheme="minorHAnsi"/>
                 <w:sz w:val="20"/>
                 <w:szCs w:val="18"/>
               </w:rPr>
@@ -2688,7 +2531,7 @@
             <w:pPr>
               <w:spacing w:after="0" w:line="240" w:lineRule="auto"/>
               <w:rPr>
-                <w:rFonts w:ascii="Tahoma" w:hAnsi="Tahoma" w:cs="Tahoma"/>
+                <w:rFonts w:cstheme="minorHAnsi"/>
                 <w:b/>
                 <w:u w:val="single"/>
               </w:rPr>
@@ -2713,7 +2556,7 @@
             <w:pPr>
               <w:spacing w:after="0" w:line="240" w:lineRule="auto"/>
               <w:rPr>
-                <w:rFonts w:ascii="Tahoma" w:hAnsi="Tahoma" w:cs="Tahoma"/>
+                <w:rFonts w:cstheme="minorHAnsi"/>
                 <w:b/>
                 <w:sz w:val="10"/>
                 <w:u w:val="single"/>
@@ -2724,7 +2567,7 @@
             <w:pPr>
               <w:spacing w:after="0" w:line="240" w:lineRule="auto"/>
               <w:rPr>
-                <w:rFonts w:ascii="Tahoma" w:hAnsi="Tahoma" w:cs="Tahoma"/>
+                <w:rFonts w:cstheme="minorHAnsi"/>
                 <w:b/>
                 <w:sz w:val="10"/>
                 <w:u w:val="single"/>
@@ -2747,7 +2590,7 @@
             <w:pPr>
               <w:spacing w:after="0" w:line="240" w:lineRule="auto"/>
               <w:rPr>
-                <w:rFonts w:ascii="Tahoma" w:hAnsi="Tahoma" w:cs="Tahoma"/>
+                <w:rFonts w:cstheme="minorHAnsi"/>
                 <w:b/>
                 <w:sz w:val="6"/>
                 <w:u w:val="single"/>
@@ -2768,7 +2611,7 @@
             <w:pPr>
               <w:spacing w:after="0" w:line="240" w:lineRule="auto"/>
               <w:rPr>
-                <w:rFonts w:ascii="Tahoma" w:hAnsi="Tahoma" w:cs="Tahoma"/>
+                <w:rFonts w:cstheme="minorHAnsi"/>
                 <w:b/>
                 <w:sz w:val="10"/>
                 <w:u w:val="single"/>
@@ -2794,7 +2637,7 @@
             <w:pPr>
               <w:spacing w:after="0" w:line="240" w:lineRule="auto"/>
               <w:rPr>
-                <w:rFonts w:ascii="Tahoma" w:hAnsi="Tahoma" w:cs="Tahoma"/>
+                <w:rFonts w:cstheme="minorHAnsi"/>
                 <w:b/>
                 <w:sz w:val="10"/>
                 <w:u w:val="single"/>
@@ -2817,7 +2660,7 @@
             <w:pPr>
               <w:spacing w:after="0" w:line="240" w:lineRule="auto"/>
               <w:rPr>
-                <w:rFonts w:ascii="Tahoma" w:hAnsi="Tahoma" w:cs="Tahoma"/>
+                <w:rFonts w:cstheme="minorHAnsi"/>
                 <w:b/>
                 <w:sz w:val="10"/>
                 <w:u w:val="single"/>
@@ -2838,7 +2681,7 @@
             <w:pPr>
               <w:spacing w:after="0" w:line="240" w:lineRule="auto"/>
               <w:rPr>
-                <w:rFonts w:ascii="Tahoma" w:hAnsi="Tahoma" w:cs="Tahoma"/>
+                <w:rFonts w:cstheme="minorHAnsi"/>
                 <w:b/>
                 <w:sz w:val="10"/>
                 <w:u w:val="single"/>
@@ -2861,7 +2704,7 @@
             <w:pPr>
               <w:spacing w:after="0" w:line="240" w:lineRule="auto"/>
               <w:rPr>
-                <w:rFonts w:ascii="Tahoma" w:hAnsi="Tahoma" w:cs="Tahoma"/>
+                <w:rFonts w:cstheme="minorHAnsi"/>
                 <w:b/>
                 <w:u w:val="single"/>
               </w:rPr>
@@ -2884,7 +2727,7 @@
               <w:spacing w:after="0" w:line="240" w:lineRule="auto"/>
               <w:jc w:val="center"/>
               <w:rPr>
-                <w:rFonts w:ascii="Tahoma" w:hAnsi="Tahoma" w:cs="Tahoma"/>
+                <w:rFonts w:cstheme="minorHAnsi"/>
                 <w:b/>
               </w:rPr>
             </w:pPr>
@@ -2905,7 +2748,7 @@
             <w:pPr>
               <w:spacing w:after="0" w:line="240" w:lineRule="auto"/>
               <w:rPr>
-                <w:rFonts w:ascii="Tahoma" w:hAnsi="Tahoma" w:cs="Tahoma"/>
+                <w:rFonts w:cstheme="minorHAnsi"/>
                 <w:b/>
                 <w:u w:val="single"/>
               </w:rPr>
@@ -2928,7 +2771,7 @@
               <w:spacing w:after="0" w:line="240" w:lineRule="auto"/>
               <w:jc w:val="center"/>
               <w:rPr>
-                <w:rFonts w:ascii="Tahoma" w:hAnsi="Tahoma" w:cs="Tahoma"/>
+                <w:rFonts w:cstheme="minorHAnsi"/>
                 <w:b/>
                 <w:u w:val="single"/>
               </w:rPr>
@@ -2948,7 +2791,7 @@
             <w:pPr>
               <w:spacing w:after="0" w:line="240" w:lineRule="auto"/>
               <w:rPr>
-                <w:rFonts w:ascii="Tahoma" w:hAnsi="Tahoma" w:cs="Tahoma"/>
+                <w:rFonts w:cstheme="minorHAnsi"/>
                 <w:b/>
                 <w:u w:val="single"/>
               </w:rPr>
@@ -2973,7 +2816,7 @@
             <w:pPr>
               <w:spacing w:after="0" w:line="240" w:lineRule="auto"/>
               <w:rPr>
-                <w:rFonts w:ascii="Tahoma" w:hAnsi="Tahoma" w:cs="Tahoma"/>
+                <w:rFonts w:cstheme="minorHAnsi"/>
                 <w:b/>
                 <w:sz w:val="10"/>
                 <w:u w:val="single"/>
@@ -2996,7 +2839,7 @@
             <w:pPr>
               <w:spacing w:after="0" w:line="240" w:lineRule="auto"/>
               <w:rPr>
-                <w:rFonts w:ascii="Tahoma" w:hAnsi="Tahoma" w:cs="Tahoma"/>
+                <w:rFonts w:cstheme="minorHAnsi"/>
                 <w:b/>
                 <w:sz w:val="2"/>
                 <w:u w:val="single"/>
@@ -3020,7 +2863,7 @@
             <w:pPr>
               <w:spacing w:after="0" w:line="240" w:lineRule="auto"/>
               <w:rPr>
-                <w:rFonts w:ascii="Tahoma" w:hAnsi="Tahoma" w:cs="Tahoma"/>
+                <w:rFonts w:cstheme="minorHAnsi"/>
                 <w:b/>
                 <w:sz w:val="10"/>
                 <w:u w:val="single"/>
@@ -3043,7 +2886,7 @@
             <w:pPr>
               <w:spacing w:after="0" w:line="240" w:lineRule="auto"/>
               <w:rPr>
-                <w:rFonts w:ascii="Tahoma" w:hAnsi="Tahoma" w:cs="Tahoma"/>
+                <w:rFonts w:cstheme="minorHAnsi"/>
                 <w:b/>
                 <w:sz w:val="10"/>
                 <w:u w:val="single"/>
@@ -3064,7 +2907,7 @@
             <w:pPr>
               <w:spacing w:after="0" w:line="240" w:lineRule="auto"/>
               <w:rPr>
-                <w:rFonts w:ascii="Tahoma" w:hAnsi="Tahoma" w:cs="Tahoma"/>
+                <w:rFonts w:cstheme="minorHAnsi"/>
                 <w:b/>
                 <w:sz w:val="10"/>
                 <w:u w:val="single"/>
@@ -3075,7 +2918,7 @@
       </w:tr>
       <w:tr>
         <w:trPr>
-          <w:trHeight w:val="121"/>
+          <w:trHeight w:val="122"/>
         </w:trPr>
         <w:tc>
           <w:tcPr>
@@ -3090,7 +2933,7 @@
             <w:pPr>
               <w:spacing w:after="0" w:line="240" w:lineRule="auto"/>
               <w:rPr>
-                <w:rFonts w:ascii="Tahoma" w:hAnsi="Tahoma" w:cs="Tahoma"/>
+                <w:rFonts w:cstheme="minorHAnsi"/>
                 <w:b/>
                 <w:sz w:val="10"/>
                 <w:u w:val="single"/>
@@ -3116,7 +2959,7 @@
               <w:spacing w:after="0" w:line="240" w:lineRule="auto"/>
               <w:jc w:val="center"/>
               <w:rPr>
-                <w:rFonts w:ascii="Tahoma" w:hAnsi="Tahoma" w:cs="Tahoma"/>
+                <w:rFonts w:cstheme="minorHAnsi"/>
                 <w:b/>
               </w:rPr>
             </w:pPr>
@@ -3138,7 +2981,7 @@
             <w:pPr>
               <w:spacing w:after="0" w:line="240" w:lineRule="auto"/>
               <w:rPr>
-                <w:rFonts w:ascii="Tahoma" w:hAnsi="Tahoma" w:cs="Tahoma"/>
+                <w:rFonts w:cstheme="minorHAnsi"/>
                 <w:b/>
                 <w:sz w:val="10"/>
                 <w:u w:val="single"/>
@@ -3164,7 +3007,7 @@
               <w:spacing w:after="0" w:line="240" w:lineRule="auto"/>
               <w:jc w:val="center"/>
               <w:rPr>
-                <w:rFonts w:ascii="Tahoma" w:hAnsi="Tahoma" w:cs="Tahoma"/>
+                <w:rFonts w:cstheme="minorHAnsi"/>
                 <w:b/>
               </w:rPr>
             </w:pPr>
@@ -3183,7 +3026,7 @@
             <w:pPr>
               <w:spacing w:after="0" w:line="240" w:lineRule="auto"/>
               <w:rPr>
-                <w:rFonts w:ascii="Tahoma" w:hAnsi="Tahoma" w:cs="Tahoma"/>
+                <w:rFonts w:cstheme="minorHAnsi"/>
                 <w:b/>
                 <w:sz w:val="10"/>
                 <w:u w:val="single"/>
@@ -3209,7 +3052,7 @@
             <w:pPr>
               <w:spacing w:after="0" w:line="240" w:lineRule="auto"/>
               <w:rPr>
-                <w:rFonts w:ascii="Tahoma" w:hAnsi="Tahoma" w:cs="Tahoma"/>
+                <w:rFonts w:cstheme="minorHAnsi"/>
                 <w:b/>
                 <w:u w:val="single"/>
               </w:rPr>
@@ -3237,7 +3080,7 @@
               <w:spacing w:after="0" w:line="240" w:lineRule="auto"/>
               <w:jc w:val="center"/>
               <w:rPr>
-                <w:rFonts w:ascii="Tahoma" w:hAnsi="Tahoma" w:cs="Tahoma"/>
+                <w:rFonts w:cstheme="minorHAnsi"/>
               </w:rPr>
             </w:pPr>
           </w:p>
@@ -3257,7 +3100,7 @@
             <w:pPr>
               <w:spacing w:after="0" w:line="240" w:lineRule="auto"/>
               <w:rPr>
-                <w:rFonts w:ascii="Tahoma" w:hAnsi="Tahoma" w:cs="Tahoma"/>
+                <w:rFonts w:cstheme="minorHAnsi"/>
                 <w:b/>
                 <w:u w:val="single"/>
               </w:rPr>
@@ -3280,7 +3123,7 @@
             <w:pPr>
               <w:spacing w:after="0" w:line="240" w:lineRule="auto"/>
               <w:rPr>
-                <w:rFonts w:ascii="Tahoma" w:hAnsi="Tahoma" w:cs="Tahoma"/>
+                <w:rFonts w:cstheme="minorHAnsi"/>
                 <w:b/>
                 <w:u w:val="single"/>
               </w:rPr>
@@ -3300,7 +3143,7 @@
             <w:pPr>
               <w:spacing w:after="0" w:line="240" w:lineRule="auto"/>
               <w:rPr>
-                <w:rFonts w:ascii="Tahoma" w:hAnsi="Tahoma" w:cs="Tahoma"/>
+                <w:rFonts w:cstheme="minorHAnsi"/>
                 <w:b/>
                 <w:u w:val="single"/>
               </w:rPr>
@@ -3325,7 +3168,7 @@
             <w:pPr>
               <w:spacing w:after="0" w:line="240" w:lineRule="auto"/>
               <w:rPr>
-                <w:rFonts w:ascii="Tahoma" w:hAnsi="Tahoma" w:cs="Tahoma"/>
+                <w:rFonts w:cstheme="minorHAnsi"/>
                 <w:b/>
                 <w:u w:val="single"/>
               </w:rPr>
@@ -3348,7 +3191,7 @@
             <w:pPr>
               <w:spacing w:after="0" w:line="240" w:lineRule="auto"/>
               <w:rPr>
-                <w:rFonts w:ascii="Tahoma" w:hAnsi="Tahoma" w:cs="Tahoma"/>
+                <w:rFonts w:cstheme="minorHAnsi"/>
                 <w:b/>
                 <w:u w:val="single"/>
               </w:rPr>
@@ -3370,7 +3213,7 @@
             <w:pPr>
               <w:spacing w:after="0" w:line="240" w:lineRule="auto"/>
               <w:rPr>
-                <w:rFonts w:ascii="Tahoma" w:hAnsi="Tahoma" w:cs="Tahoma"/>
+                <w:rFonts w:cstheme="minorHAnsi"/>
                 <w:b/>
                 <w:u w:val="single"/>
               </w:rPr>
@@ -3393,7 +3236,7 @@
             <w:pPr>
               <w:spacing w:after="0" w:line="240" w:lineRule="auto"/>
               <w:rPr>
-                <w:rFonts w:ascii="Tahoma" w:hAnsi="Tahoma" w:cs="Tahoma"/>
+                <w:rFonts w:cstheme="minorHAnsi"/>
                 <w:b/>
                 <w:u w:val="single"/>
               </w:rPr>
@@ -3413,7 +3256,7 @@
             <w:pPr>
               <w:spacing w:after="0" w:line="240" w:lineRule="auto"/>
               <w:rPr>
-                <w:rFonts w:ascii="Tahoma" w:hAnsi="Tahoma" w:cs="Tahoma"/>
+                <w:rFonts w:cstheme="minorHAnsi"/>
                 <w:b/>
                 <w:u w:val="single"/>
               </w:rPr>
@@ -3438,7 +3281,7 @@
             <w:pPr>
               <w:spacing w:after="0" w:line="240" w:lineRule="auto"/>
               <w:rPr>
-                <w:rFonts w:ascii="Tahoma" w:hAnsi="Tahoma" w:cs="Tahoma"/>
+                <w:rFonts w:cstheme="minorHAnsi"/>
                 <w:b/>
                 <w:u w:val="single"/>
               </w:rPr>
@@ -3461,7 +3304,7 @@
             <w:pPr>
               <w:spacing w:after="0" w:line="240" w:lineRule="auto"/>
               <w:rPr>
-                <w:rFonts w:ascii="Tahoma" w:hAnsi="Tahoma" w:cs="Tahoma"/>
+                <w:rFonts w:cstheme="minorHAnsi"/>
                 <w:b/>
                 <w:u w:val="single"/>
               </w:rPr>
@@ -3483,7 +3326,7 @@
             <w:pPr>
               <w:spacing w:after="0" w:line="240" w:lineRule="auto"/>
               <w:rPr>
-                <w:rFonts w:ascii="Tahoma" w:hAnsi="Tahoma" w:cs="Tahoma"/>
+                <w:rFonts w:cstheme="minorHAnsi"/>
                 <w:b/>
                 <w:u w:val="single"/>
               </w:rPr>
@@ -3506,7 +3349,7 @@
             <w:pPr>
               <w:spacing w:after="0" w:line="240" w:lineRule="auto"/>
               <w:rPr>
-                <w:rFonts w:ascii="Tahoma" w:hAnsi="Tahoma" w:cs="Tahoma"/>
+                <w:rFonts w:cstheme="minorHAnsi"/>
                 <w:b/>
                 <w:u w:val="single"/>
               </w:rPr>
@@ -3526,7 +3369,7 @@
             <w:pPr>
               <w:spacing w:after="0" w:line="240" w:lineRule="auto"/>
               <w:rPr>
-                <w:rFonts w:ascii="Tahoma" w:hAnsi="Tahoma" w:cs="Tahoma"/>
+                <w:rFonts w:cstheme="minorHAnsi"/>
                 <w:b/>
                 <w:u w:val="single"/>
               </w:rPr>
@@ -3552,7 +3395,7 @@
             <w:pPr>
               <w:spacing w:after="0" w:line="240" w:lineRule="auto"/>
               <w:rPr>
-                <w:rFonts w:ascii="Tahoma" w:hAnsi="Tahoma" w:cs="Tahoma"/>
+                <w:rFonts w:cstheme="minorHAnsi"/>
                 <w:b/>
                 <w:sz w:val="20"/>
                 <w:u w:val="single"/>
@@ -3575,7 +3418,7 @@
             <w:pPr>
               <w:spacing w:after="0" w:line="240" w:lineRule="auto"/>
               <w:rPr>
-                <w:rFonts w:ascii="Tahoma" w:hAnsi="Tahoma" w:cs="Tahoma"/>
+                <w:rFonts w:cstheme="minorHAnsi"/>
                 <w:b/>
                 <w:sz w:val="18"/>
                 <w:u w:val="single"/>
@@ -3598,7 +3441,7 @@
             <w:pPr>
               <w:spacing w:after="0" w:line="240" w:lineRule="auto"/>
               <w:rPr>
-                <w:rFonts w:ascii="Tahoma" w:hAnsi="Tahoma" w:cs="Tahoma"/>
+                <w:rFonts w:cstheme="minorHAnsi"/>
                 <w:b/>
                 <w:u w:val="single"/>
               </w:rPr>
@@ -3620,7 +3463,7 @@
             <w:pPr>
               <w:spacing w:after="0" w:line="240" w:lineRule="auto"/>
               <w:rPr>
-                <w:rFonts w:ascii="Tahoma" w:hAnsi="Tahoma" w:cs="Tahoma"/>
+                <w:rFonts w:cstheme="minorHAnsi"/>
                 <w:b/>
                 <w:u w:val="single"/>
               </w:rPr>
@@ -3640,7 +3483,7 @@
             <w:pPr>
               <w:spacing w:after="0" w:line="240" w:lineRule="auto"/>
               <w:rPr>
-                <w:rFonts w:ascii="Tahoma" w:hAnsi="Tahoma" w:cs="Tahoma"/>
+                <w:rFonts w:cstheme="minorHAnsi"/>
                 <w:b/>
                 <w:u w:val="single"/>
               </w:rPr>
@@ -3665,7 +3508,7 @@
             <w:pPr>
               <w:spacing w:after="0" w:line="240" w:lineRule="auto"/>
               <w:rPr>
-                <w:rFonts w:ascii="Tahoma" w:hAnsi="Tahoma" w:cs="Tahoma"/>
+                <w:rFonts w:cstheme="minorHAnsi"/>
                 <w:b/>
                 <w:u w:val="single"/>
               </w:rPr>
@@ -3687,7 +3530,7 @@
             <w:pPr>
               <w:spacing w:after="0" w:line="240" w:lineRule="auto"/>
               <w:rPr>
-                <w:rFonts w:ascii="Tahoma" w:hAnsi="Tahoma" w:cs="Tahoma"/>
+                <w:rFonts w:cstheme="minorHAnsi"/>
                 <w:b/>
               </w:rPr>
             </w:pPr>
@@ -3729,7 +3572,7 @@
             <w:pPr>
               <w:spacing w:after="0" w:line="240" w:lineRule="auto"/>
               <w:rPr>
-                <w:rFonts w:ascii="Tahoma" w:hAnsi="Tahoma" w:cs="Tahoma"/>
+                <w:rFonts w:cstheme="minorHAnsi"/>
                 <w:b/>
                 <w:u w:val="single"/>
               </w:rPr>
@@ -3751,7 +3594,7 @@
             <w:pPr>
               <w:spacing w:after="0" w:line="240" w:lineRule="auto"/>
               <w:rPr>
-                <w:rFonts w:ascii="Tahoma" w:hAnsi="Tahoma" w:cs="Tahoma"/>
+                <w:rFonts w:cstheme="minorHAnsi"/>
                 <w:b/>
                 <w:u w:val="single"/>
               </w:rPr>
@@ -3775,7 +3618,7 @@
               <w:spacing w:after="0" w:line="240" w:lineRule="auto"/>
               <w:jc w:val="center"/>
               <w:rPr>
-                <w:rFonts w:ascii="Tahoma" w:hAnsi="Tahoma" w:cs="Tahoma"/>
+                <w:rFonts w:cstheme="minorHAnsi"/>
                 <w:b/>
                 <w:u w:val="single"/>
               </w:rPr>
@@ -3799,7 +3642,7 @@
               <w:spacing w:after="0" w:line="240" w:lineRule="auto"/>
               <w:jc w:val="center"/>
               <w:rPr>
-                <w:rFonts w:ascii="Tahoma" w:hAnsi="Tahoma" w:cs="Tahoma"/>
+                <w:rFonts w:cstheme="minorHAnsi"/>
                 <w:b/>
                 <w:u w:val="single"/>
               </w:rPr>
@@ -3821,7 +3664,7 @@
             <w:pPr>
               <w:spacing w:after="0" w:line="240" w:lineRule="auto"/>
               <w:rPr>
-                <w:rFonts w:ascii="Tahoma" w:hAnsi="Tahoma" w:cs="Tahoma"/>
+                <w:rFonts w:cstheme="minorHAnsi"/>
                 <w:b/>
                 <w:u w:val="single"/>
               </w:rPr>
@@ -3841,7 +3684,7 @@
             <w:pPr>
               <w:spacing w:after="0" w:line="240" w:lineRule="auto"/>
               <w:rPr>
-                <w:rFonts w:ascii="Tahoma" w:hAnsi="Tahoma" w:cs="Tahoma"/>
+                <w:rFonts w:cstheme="minorHAnsi"/>
                 <w:b/>
                 <w:u w:val="single"/>
               </w:rPr>
@@ -3866,7 +3709,7 @@
             <w:pPr>
               <w:spacing w:after="0" w:line="240" w:lineRule="auto"/>
               <w:rPr>
-                <w:rFonts w:ascii="Tahoma" w:hAnsi="Tahoma" w:cs="Tahoma"/>
+                <w:rFonts w:cstheme="minorHAnsi"/>
                 <w:b/>
                 <w:sz w:val="16"/>
                 <w:u w:val="single"/>
@@ -3889,7 +3732,7 @@
             <w:pPr>
               <w:spacing w:after="0" w:line="240" w:lineRule="auto"/>
               <w:rPr>
-                <w:rFonts w:ascii="Tahoma" w:hAnsi="Tahoma" w:cs="Tahoma"/>
+                <w:rFonts w:cstheme="minorHAnsi"/>
                 <w:b/>
                 <w:sz w:val="2"/>
                 <w:u w:val="single"/>
@@ -3933,7 +3776,7 @@
             <w:pPr>
               <w:spacing w:after="0" w:line="240" w:lineRule="auto"/>
               <w:rPr>
-                <w:rFonts w:ascii="Tahoma" w:hAnsi="Tahoma" w:cs="Tahoma"/>
+                <w:rFonts w:cstheme="minorHAnsi"/>
                 <w:b/>
                 <w:u w:val="single"/>
               </w:rPr>
@@ -3955,7 +3798,7 @@
             <w:pPr>
               <w:spacing w:after="0" w:line="240" w:lineRule="auto"/>
               <w:rPr>
-                <w:rFonts w:ascii="Tahoma" w:hAnsi="Tahoma" w:cs="Tahoma"/>
+                <w:rFonts w:cstheme="minorHAnsi"/>
                 <w:b/>
                 <w:u w:val="single"/>
               </w:rPr>
@@ -3978,7 +3821,7 @@
               <w:spacing w:after="0" w:line="240" w:lineRule="auto"/>
               <w:jc w:val="center"/>
               <w:rPr>
-                <w:rFonts w:ascii="Tahoma" w:hAnsi="Tahoma" w:cs="Tahoma"/>
+                <w:rFonts w:cstheme="minorHAnsi"/>
                 <w:b/>
               </w:rPr>
             </w:pPr>
@@ -4001,7 +3844,7 @@
               <w:spacing w:after="0" w:line="240" w:lineRule="auto"/>
               <w:jc w:val="center"/>
               <w:rPr>
-                <w:rFonts w:ascii="Tahoma" w:hAnsi="Tahoma" w:cs="Tahoma"/>
+                <w:rFonts w:cstheme="minorHAnsi"/>
                 <w:b/>
                 <w:u w:val="single"/>
               </w:rPr>
@@ -4024,7 +3867,7 @@
               <w:spacing w:after="0" w:line="240" w:lineRule="auto"/>
               <w:jc w:val="center"/>
               <w:rPr>
-                <w:rFonts w:ascii="Tahoma" w:hAnsi="Tahoma" w:cs="Tahoma"/>
+                <w:rFonts w:cstheme="minorHAnsi"/>
                 <w:b/>
                 <w:u w:val="single"/>
               </w:rPr>
@@ -4048,7 +3891,7 @@
               <w:spacing w:after="0" w:line="240" w:lineRule="auto"/>
               <w:jc w:val="center"/>
               <w:rPr>
-                <w:rFonts w:ascii="Tahoma" w:hAnsi="Tahoma" w:cs="Tahoma"/>
+                <w:rFonts w:cstheme="minorHAnsi"/>
                 <w:b/>
                 <w:u w:val="single"/>
               </w:rPr>
@@ -4071,7 +3914,7 @@
               <w:spacing w:after="0" w:line="240" w:lineRule="auto"/>
               <w:jc w:val="center"/>
               <w:rPr>
-                <w:rFonts w:ascii="Tahoma" w:hAnsi="Tahoma" w:cs="Tahoma"/>
+                <w:rFonts w:cstheme="minorHAnsi"/>
                 <w:b/>
                 <w:u w:val="single"/>
               </w:rPr>
@@ -4093,7 +3936,7 @@
             <w:pPr>
               <w:spacing w:after="0" w:line="240" w:lineRule="auto"/>
               <w:rPr>
-                <w:rFonts w:ascii="Tahoma" w:hAnsi="Tahoma" w:cs="Tahoma"/>
+                <w:rFonts w:cstheme="minorHAnsi"/>
                 <w:b/>
                 <w:u w:val="single"/>
               </w:rPr>
@@ -4113,7 +3956,7 @@
             <w:pPr>
               <w:spacing w:after="0" w:line="240" w:lineRule="auto"/>
               <w:rPr>
-                <w:rFonts w:ascii="Tahoma" w:hAnsi="Tahoma" w:cs="Tahoma"/>
+                <w:rFonts w:cstheme="minorHAnsi"/>
                 <w:b/>
                 <w:u w:val="single"/>
               </w:rPr>
@@ -4138,7 +3981,7 @@
             <w:pPr>
               <w:spacing w:after="0" w:line="240" w:lineRule="auto"/>
               <w:rPr>
-                <w:rFonts w:ascii="Tahoma" w:hAnsi="Tahoma" w:cs="Tahoma"/>
+                <w:rFonts w:cstheme="minorHAnsi"/>
                 <w:b/>
                 <w:u w:val="single"/>
               </w:rPr>
@@ -4160,7 +4003,7 @@
             <w:pPr>
               <w:spacing w:after="0" w:line="240" w:lineRule="auto"/>
               <w:rPr>
-                <w:rFonts w:ascii="Tahoma" w:hAnsi="Tahoma" w:cs="Tahoma"/>
+                <w:rFonts w:cstheme="minorHAnsi"/>
                 <w:b/>
               </w:rPr>
             </w:pPr>
@@ -4202,7 +4045,7 @@
             <w:pPr>
               <w:spacing w:after="0" w:line="240" w:lineRule="auto"/>
               <w:rPr>
-                <w:rFonts w:ascii="Tahoma" w:hAnsi="Tahoma" w:cs="Tahoma"/>
+                <w:rFonts w:cstheme="minorHAnsi"/>
                 <w:b/>
                 <w:u w:val="single"/>
               </w:rPr>
@@ -4224,7 +4067,7 @@
             <w:pPr>
               <w:spacing w:after="0" w:line="240" w:lineRule="auto"/>
               <w:rPr>
-                <w:rFonts w:ascii="Tahoma" w:hAnsi="Tahoma" w:cs="Tahoma"/>
+                <w:rFonts w:cstheme="minorHAnsi"/>
                 <w:b/>
                 <w:u w:val="single"/>
               </w:rPr>
@@ -4247,7 +4090,7 @@
               <w:spacing w:after="0" w:line="240" w:lineRule="auto"/>
               <w:jc w:val="center"/>
               <w:rPr>
-                <w:rFonts w:ascii="Tahoma" w:hAnsi="Tahoma" w:cs="Tahoma"/>
+                <w:rFonts w:cstheme="minorHAnsi"/>
                 <w:sz w:val="20"/>
                 <w:szCs w:val="20"/>
               </w:rPr>
@@ -4271,7 +4114,7 @@
               <w:spacing w:after="0" w:line="240" w:lineRule="auto"/>
               <w:jc w:val="center"/>
               <w:rPr>
-                <w:rFonts w:ascii="Tahoma" w:hAnsi="Tahoma" w:cs="Tahoma"/>
+                <w:rFonts w:cstheme="minorHAnsi"/>
                 <w:sz w:val="20"/>
                 <w:szCs w:val="20"/>
               </w:rPr>
@@ -4294,7 +4137,7 @@
               <w:spacing w:after="0" w:line="240" w:lineRule="auto"/>
               <w:jc w:val="center"/>
               <w:rPr>
-                <w:rFonts w:ascii="Tahoma" w:hAnsi="Tahoma" w:cs="Tahoma"/>
+                <w:rFonts w:cstheme="minorHAnsi"/>
                 <w:sz w:val="20"/>
                 <w:szCs w:val="20"/>
               </w:rPr>
@@ -4318,7 +4161,7 @@
               <w:spacing w:after="0" w:line="240" w:lineRule="auto"/>
               <w:jc w:val="center"/>
               <w:rPr>
-                <w:rFonts w:ascii="Tahoma" w:hAnsi="Tahoma" w:cs="Tahoma"/>
+                <w:rFonts w:cstheme="minorHAnsi"/>
                 <w:sz w:val="20"/>
                 <w:szCs w:val="20"/>
               </w:rPr>
@@ -4341,7 +4184,7 @@
               <w:spacing w:after="0" w:line="240" w:lineRule="auto"/>
               <w:jc w:val="center"/>
               <w:rPr>
-                <w:rFonts w:ascii="Tahoma" w:hAnsi="Tahoma" w:cs="Tahoma"/>
+                <w:rFonts w:cstheme="minorHAnsi"/>
                 <w:sz w:val="18"/>
                 <w:szCs w:val="18"/>
               </w:rPr>
@@ -4363,7 +4206,7 @@
             <w:pPr>
               <w:spacing w:after="0" w:line="240" w:lineRule="auto"/>
               <w:rPr>
-                <w:rFonts w:ascii="Tahoma" w:hAnsi="Tahoma" w:cs="Tahoma"/>
+                <w:rFonts w:cstheme="minorHAnsi"/>
                 <w:b/>
                 <w:u w:val="single"/>
               </w:rPr>
@@ -4383,7 +4226,7 @@
             <w:pPr>
               <w:spacing w:after="0" w:line="240" w:lineRule="auto"/>
               <w:rPr>
-                <w:rFonts w:ascii="Tahoma" w:hAnsi="Tahoma" w:cs="Tahoma"/>
+                <w:rFonts w:cstheme="minorHAnsi"/>
                 <w:b/>
                 <w:u w:val="single"/>
               </w:rPr>
@@ -4408,7 +4251,7 @@
             <w:pPr>
               <w:spacing w:after="0" w:line="240" w:lineRule="auto"/>
               <w:rPr>
-                <w:rFonts w:ascii="Tahoma" w:hAnsi="Tahoma" w:cs="Tahoma"/>
+                <w:rFonts w:cstheme="minorHAnsi"/>
                 <w:b/>
                 <w:u w:val="single"/>
               </w:rPr>
@@ -4430,7 +4273,7 @@
             <w:pPr>
               <w:spacing w:after="0" w:line="240" w:lineRule="auto"/>
               <w:rPr>
-                <w:rFonts w:ascii="Tahoma" w:hAnsi="Tahoma" w:cs="Tahoma"/>
+                <w:rFonts w:cstheme="minorHAnsi"/>
                 <w:b/>
               </w:rPr>
             </w:pPr>
@@ -4472,7 +4315,7 @@
             <w:pPr>
               <w:spacing w:after="0" w:line="240" w:lineRule="auto"/>
               <w:rPr>
-                <w:rFonts w:ascii="Tahoma" w:hAnsi="Tahoma" w:cs="Tahoma"/>
+                <w:rFonts w:cstheme="minorHAnsi"/>
                 <w:b/>
                 <w:u w:val="single"/>
               </w:rPr>
@@ -4494,7 +4337,7 @@
             <w:pPr>
               <w:spacing w:after="0" w:line="240" w:lineRule="auto"/>
               <w:rPr>
-                <w:rFonts w:ascii="Tahoma" w:hAnsi="Tahoma" w:cs="Tahoma"/>
+                <w:rFonts w:cstheme="minorHAnsi"/>
                 <w:b/>
                 <w:u w:val="single"/>
               </w:rPr>
@@ -4517,7 +4360,7 @@
               <w:spacing w:after="0" w:line="240" w:lineRule="auto"/>
               <w:jc w:val="center"/>
               <w:rPr>
-                <w:rFonts w:ascii="Tahoma" w:hAnsi="Tahoma" w:cs="Tahoma"/>
+                <w:rFonts w:cstheme="minorHAnsi"/>
                 <w:sz w:val="20"/>
                 <w:szCs w:val="20"/>
               </w:rPr>
@@ -4541,7 +4384,7 @@
               <w:spacing w:after="0" w:line="240" w:lineRule="auto"/>
               <w:jc w:val="center"/>
               <w:rPr>
-                <w:rFonts w:ascii="Tahoma" w:hAnsi="Tahoma" w:cs="Tahoma"/>
+                <w:rFonts w:cstheme="minorHAnsi"/>
                 <w:sz w:val="20"/>
                 <w:szCs w:val="20"/>
               </w:rPr>
@@ -4564,7 +4407,7 @@
               <w:spacing w:after="0" w:line="240" w:lineRule="auto"/>
               <w:jc w:val="center"/>
               <w:rPr>
-                <w:rFonts w:ascii="Tahoma" w:hAnsi="Tahoma" w:cs="Tahoma"/>
+                <w:rFonts w:cstheme="minorHAnsi"/>
                 <w:sz w:val="20"/>
                 <w:szCs w:val="20"/>
               </w:rPr>
@@ -4588,7 +4431,7 @@
               <w:spacing w:after="0" w:line="240" w:lineRule="auto"/>
               <w:jc w:val="center"/>
               <w:rPr>
-                <w:rFonts w:ascii="Tahoma" w:hAnsi="Tahoma" w:cs="Tahoma"/>
+                <w:rFonts w:cstheme="minorHAnsi"/>
                 <w:sz w:val="20"/>
                 <w:szCs w:val="20"/>
               </w:rPr>
@@ -4611,7 +4454,7 @@
               <w:spacing w:after="0" w:line="240" w:lineRule="auto"/>
               <w:jc w:val="center"/>
               <w:rPr>
-                <w:rFonts w:ascii="Tahoma" w:hAnsi="Tahoma" w:cs="Tahoma"/>
+                <w:rFonts w:cstheme="minorHAnsi"/>
                 <w:sz w:val="18"/>
                 <w:szCs w:val="18"/>
               </w:rPr>
@@ -4633,7 +4476,7 @@
             <w:pPr>
               <w:spacing w:after="0" w:line="240" w:lineRule="auto"/>
               <w:rPr>
-                <w:rFonts w:ascii="Tahoma" w:hAnsi="Tahoma" w:cs="Tahoma"/>
+                <w:rFonts w:cstheme="minorHAnsi"/>
                 <w:b/>
                 <w:u w:val="single"/>
               </w:rPr>
@@ -4653,7 +4496,7 @@
             <w:pPr>
               <w:spacing w:after="0" w:line="240" w:lineRule="auto"/>
               <w:rPr>
-                <w:rFonts w:ascii="Tahoma" w:hAnsi="Tahoma" w:cs="Tahoma"/>
+                <w:rFonts w:cstheme="minorHAnsi"/>
                 <w:b/>
                 <w:u w:val="single"/>
               </w:rPr>
@@ -4678,7 +4521,7 @@
             <w:pPr>
               <w:spacing w:after="0" w:line="240" w:lineRule="auto"/>
               <w:rPr>
-                <w:rFonts w:ascii="Tahoma" w:hAnsi="Tahoma" w:cs="Tahoma"/>
+                <w:rFonts w:cstheme="minorHAnsi"/>
                 <w:b/>
                 <w:u w:val="single"/>
               </w:rPr>
@@ -4700,7 +4543,7 @@
             <w:pPr>
               <w:spacing w:after="0" w:line="240" w:lineRule="auto"/>
               <w:rPr>
-                <w:rFonts w:ascii="Tahoma" w:hAnsi="Tahoma" w:cs="Tahoma"/>
+                <w:rFonts w:cstheme="minorHAnsi"/>
                 <w:b/>
                 <w:u w:val="single"/>
               </w:rPr>
@@ -4722,7 +4565,7 @@
             <w:pPr>
               <w:spacing w:after="0" w:line="240" w:lineRule="auto"/>
               <w:rPr>
-                <w:rFonts w:ascii="Tahoma" w:hAnsi="Tahoma" w:cs="Tahoma"/>
+                <w:rFonts w:cstheme="minorHAnsi"/>
                 <w:b/>
                 <w:u w:val="single"/>
               </w:rPr>
@@ -4744,7 +4587,7 @@
             <w:pPr>
               <w:spacing w:after="0" w:line="240" w:lineRule="auto"/>
               <w:rPr>
-                <w:rFonts w:ascii="Tahoma" w:hAnsi="Tahoma" w:cs="Tahoma"/>
+                <w:rFonts w:cstheme="minorHAnsi"/>
                 <w:b/>
                 <w:u w:val="single"/>
               </w:rPr>
@@ -4766,7 +4609,7 @@
             <w:pPr>
               <w:spacing w:after="0" w:line="240" w:lineRule="auto"/>
               <w:rPr>
-                <w:rFonts w:ascii="Tahoma" w:hAnsi="Tahoma" w:cs="Tahoma"/>
+                <w:rFonts w:cstheme="minorHAnsi"/>
                 <w:b/>
                 <w:u w:val="single"/>
               </w:rPr>
@@ -4786,7 +4629,7 @@
             <w:pPr>
               <w:spacing w:after="0" w:line="240" w:lineRule="auto"/>
               <w:rPr>
-                <w:rFonts w:ascii="Tahoma" w:hAnsi="Tahoma" w:cs="Tahoma"/>
+                <w:rFonts w:cstheme="minorHAnsi"/>
                 <w:b/>
                 <w:u w:val="single"/>
               </w:rPr>
@@ -4811,7 +4654,7 @@
             <w:pPr>
               <w:spacing w:after="0" w:line="240" w:lineRule="auto"/>
               <w:rPr>
-                <w:rFonts w:ascii="Tahoma" w:hAnsi="Tahoma" w:cs="Tahoma"/>
+                <w:rFonts w:cstheme="minorHAnsi"/>
                 <w:b/>
                 <w:sz w:val="10"/>
                 <w:u w:val="single"/>
@@ -4834,7 +4677,7 @@
             <w:pPr>
               <w:spacing w:after="0" w:line="240" w:lineRule="auto"/>
               <w:rPr>
-                <w:rFonts w:ascii="Tahoma" w:hAnsi="Tahoma" w:cs="Tahoma"/>
+                <w:rFonts w:cstheme="minorHAnsi"/>
                 <w:b/>
                 <w:sz w:val="10"/>
                 <w:u w:val="single"/>
@@ -4857,7 +4700,7 @@
             <w:pPr>
               <w:spacing w:after="0" w:line="240" w:lineRule="auto"/>
               <w:rPr>
-                <w:rFonts w:ascii="Tahoma" w:hAnsi="Tahoma" w:cs="Tahoma"/>
+                <w:rFonts w:cstheme="minorHAnsi"/>
                 <w:b/>
                 <w:sz w:val="10"/>
                 <w:u w:val="single"/>
@@ -4880,7 +4723,7 @@
             <w:pPr>
               <w:spacing w:after="0" w:line="240" w:lineRule="auto"/>
               <w:rPr>
-                <w:rFonts w:ascii="Tahoma" w:hAnsi="Tahoma" w:cs="Tahoma"/>
+                <w:rFonts w:cstheme="minorHAnsi"/>
                 <w:b/>
                 <w:sz w:val="10"/>
                 <w:u w:val="single"/>
@@ -4901,7 +4744,7 @@
             <w:pPr>
               <w:spacing w:after="0" w:line="240" w:lineRule="auto"/>
               <w:rPr>
-                <w:rFonts w:ascii="Tahoma" w:hAnsi="Tahoma" w:cs="Tahoma"/>
+                <w:rFonts w:cstheme="minorHAnsi"/>
                 <w:b/>
                 <w:sz w:val="10"/>
                 <w:u w:val="single"/>
@@ -4927,12 +4770,15 @@
           <w:p>
             <w:pPr>
               <w:ind w:left="139"/>
-            </w:pPr>
-            <w:r>
-              <w:t>Analysis &amp; Recommendations</w:t>
-            </w:r>
-            <w:r>
-              <w:t>:</w:t>
+              <w:rPr>
+                <w:rFonts w:cstheme="minorHAnsi"/>
+              </w:rPr>
+            </w:pPr>
+            <w:r>
+              <w:rPr>
+                <w:rFonts w:cstheme="minorHAnsi"/>
+              </w:rPr>
+              <w:t>Analysis &amp; Recommendations:</w:t>
             </w:r>
           </w:p>
         </w:tc>
@@ -4959,7 +4805,7 @@
               <w:ind w:left="146" w:right="141"/>
               <w:jc w:val="both"/>
               <w:rPr>
-                <w:rFonts w:ascii="Calibri,Bold" w:hAnsi="Calibri,Bold" w:cs="Calibri,Bold"/>
+                <w:rFonts w:cstheme="minorHAnsi"/>
                 <w:b/>
                 <w:bCs/>
                 <w:lang w:eastAsia="en-MY"/>
@@ -4967,12 +4813,16 @@
             </w:pPr>
             <w:r>
               <w:rPr>
+                <w:rFonts w:cstheme="minorHAnsi"/>
                 <w:b/>
                 <w:i/>
               </w:rPr>
               <w:t xml:space="preserve">Analysis: </w:t>
             </w:r>
             <w:r>
+              <w:rPr>
+                <w:rFonts w:cstheme="minorHAnsi"/>
+              </w:rPr>
               <w:t xml:space="preserve"> </w:t>
             </w:r>
           </w:p>
@@ -4996,10 +4846,13 @@
             <w:pPr>
               <w:ind w:left="146" w:right="141"/>
               <w:jc w:val="both"/>
-            </w:pPr>
-            <w:r>
-              <w:rPr>
-                <w:rFonts w:cs="Tahoma"/>
+              <w:rPr>
+                <w:rFonts w:cstheme="minorHAnsi"/>
+              </w:rPr>
+            </w:pPr>
+            <w:r>
+              <w:rPr>
+                <w:rFonts w:cstheme="minorHAnsi"/>
                 <w:b/>
                 <w:i/>
                 <w:noProof/>
@@ -5010,7 +4863,7 @@
             </w:r>
             <w:r>
               <w:rPr>
-                <w:rFonts w:cs="Tahoma"/>
+                <w:rFonts w:cstheme="minorHAnsi"/>
                 <w:noProof/>
                 <w:lang w:val="en-US"/>
               </w:rPr>
@@ -5020,7 +4873,13 @@
         </w:tc>
       </w:tr>
     </w:tbl>
-    <w:p/>
+    <w:p>
+      <w:pPr>
+        <w:rPr>
+          <w:rFonts w:cstheme="minorHAnsi"/>
+        </w:rPr>
+      </w:pPr>
+    </w:p>
     <w:sectPr>
       <w:pgSz w:w="11907" w:h="16839" w:code="9"/>
       <w:pgMar w:top="851" w:right="1134" w:bottom="568" w:left="1418" w:header="426" w:footer="720" w:gutter="0"/>
